--- a/2024-2025/Tecnologie e Applicazioni Web/Flights/Paolo_Titotto_895227.docx
+++ b/2024-2025/Tecnologie e Applicazioni Web/Flights/Paolo_Titotto_895227.docx
@@ -5,8 +5,15 @@
     <w:p>
       <w:pPr>
         <w:pStyle w:val="Citazioneintensa"/>
-      </w:pPr>
-      <w:r>
+        <w:jc w:val="center"/>
+        <w:rPr>
+          <w:sz w:val="36"/>
+        </w:rPr>
+      </w:pPr>
+      <w:r>
+        <w:rPr>
+          <w:sz w:val="36"/>
+        </w:rPr>
         <w:t>REPORT PROGETTO TAW</w:t>
       </w:r>
     </w:p>
@@ -14,11 +21,15 @@
       <w:pPr>
         <w:pStyle w:val="Titolo7"/>
         <w:rPr>
+          <w:b/>
+          <w:sz w:val="24"/>
           <w:u w:val="single"/>
         </w:rPr>
       </w:pPr>
       <w:r>
         <w:rPr>
+          <w:b/>
+          <w:sz w:val="24"/>
           <w:u w:val="single"/>
         </w:rPr>
         <w:t>ARCHITETTURA DEL SISTEMA:</w:t>
@@ -117,10 +128,7 @@
         </mc:AlternateContent>
       </w:r>
       <w:r>
-        <w:t>Database</w:t>
-      </w:r>
-      <w:r>
-        <w:t xml:space="preserve">  </w:t>
+        <w:t xml:space="preserve">Database  </w:t>
       </w:r>
       <w:r>
         <w:tab/>
@@ -233,8 +241,6 @@
       </w:r>
       <w:r>
         <w:tab/>
-      </w:r>
-      <w:r>
         <w:t>Express - Node.js</w:t>
       </w:r>
     </w:p>
@@ -652,11 +658,15 @@
       <w:pPr>
         <w:pStyle w:val="Titolo7"/>
         <w:rPr>
+          <w:b/>
+          <w:sz w:val="24"/>
           <w:u w:val="single"/>
         </w:rPr>
       </w:pPr>
       <w:r>
         <w:rPr>
+          <w:b/>
+          <w:sz w:val="24"/>
           <w:u w:val="single"/>
         </w:rPr>
         <w:t>DATA MODEL:</w:t>
@@ -864,11 +874,250 @@
         <w:spacing w:before="120" w:after="120"/>
       </w:pPr>
       <w:r>
+        <w:rPr>
+          <w:lang w:val="en-GB"/>
+        </w:rPr>
+        <w:t>6. roles : string</w:t>
+      </w:r>
+      <w:r>
+        <w:rPr>
+          <w:lang w:val="en-GB"/>
+        </w:rPr>
+        <w:t xml:space="preserve">. </w:t>
+      </w:r>
+      <w:r>
+        <w:t xml:space="preserve">Indica il suolo di tale utente, può essere </w:t>
+      </w:r>
+      <w:proofErr w:type="spellStart"/>
+      <w:r>
+        <w:t>admin</w:t>
+      </w:r>
+      <w:proofErr w:type="spellEnd"/>
+      <w:r>
+        <w:t xml:space="preserve">, </w:t>
+      </w:r>
+      <w:proofErr w:type="spellStart"/>
+      <w:r>
+        <w:t>passanger</w:t>
+      </w:r>
+      <w:proofErr w:type="spellEnd"/>
+      <w:r>
+        <w:t xml:space="preserve"> </w:t>
+      </w:r>
+      <w:proofErr w:type="spellStart"/>
+      <w:r>
+        <w:t>oppurre</w:t>
+      </w:r>
+      <w:proofErr w:type="spellEnd"/>
+      <w:r>
+        <w:t xml:space="preserve"> </w:t>
+      </w:r>
+      <w:proofErr w:type="spellStart"/>
+      <w:r>
+        <w:t>airline</w:t>
+      </w:r>
+      <w:proofErr w:type="spellEnd"/>
+    </w:p>
+    <w:p>
+      <w:pPr>
+        <w:spacing w:before="120" w:after="120"/>
+      </w:pPr>
+      <w:r>
+        <w:t xml:space="preserve">7. </w:t>
+      </w:r>
+      <w:proofErr w:type="spellStart"/>
+      <w:r>
+        <w:t>tickets</w:t>
+      </w:r>
+      <w:proofErr w:type="spellEnd"/>
+      <w:r>
+        <w:t xml:space="preserve"> : </w:t>
+      </w:r>
+      <w:proofErr w:type="spellStart"/>
+      <w:r>
+        <w:t>Tickets</w:t>
+      </w:r>
+      <w:proofErr w:type="spellEnd"/>
+      <w:r>
+        <w:t xml:space="preserve"> [ ]</w:t>
+      </w:r>
+    </w:p>
+    <w:p>
+      <w:pPr>
+        <w:spacing w:before="240" w:after="240"/>
+      </w:pPr>
+      <w:r>
+        <w:lastRenderedPageBreak/>
+        <w:t xml:space="preserve"> </w:t>
+      </w:r>
+    </w:p>
+    <w:p>
+      <w:pPr>
+        <w:spacing w:before="240" w:after="240"/>
+      </w:pPr>
+      <w:r>
+        <w:t xml:space="preserve">· </w:t>
+      </w:r>
+      <w:r>
+        <w:rPr>
+          <w:b/>
+        </w:rPr>
+        <w:t>Airlines</w:t>
+      </w:r>
+      <w:r>
+        <w:rPr>
+          <w:b/>
+        </w:rPr>
+        <w:t xml:space="preserve"> </w:t>
+      </w:r>
+      <w:r>
+        <w:t>Si riferiscono alle compagnie aeree.</w:t>
+      </w:r>
+    </w:p>
+    <w:p>
+      <w:pPr>
+        <w:spacing w:before="240" w:after="240"/>
+      </w:pPr>
+      <w:r>
+        <w:t>All’interno di tale documento sono presenti i seguenti dati</w:t>
+      </w:r>
+      <w:r>
+        <w:t>:</w:t>
+      </w:r>
+    </w:p>
+    <w:p>
+      <w:pPr>
+        <w:spacing w:before="120" w:after="120"/>
+      </w:pPr>
+      <w:r>
+        <w:t>1. _</w:t>
+      </w:r>
+      <w:proofErr w:type="spellStart"/>
+      <w:r>
+        <w:t>signature</w:t>
+      </w:r>
+      <w:proofErr w:type="spellEnd"/>
+      <w:r>
+        <w:t xml:space="preserve"> : </w:t>
+      </w:r>
+      <w:proofErr w:type="spellStart"/>
+      <w:r>
+        <w:t>string</w:t>
+      </w:r>
+      <w:proofErr w:type="spellEnd"/>
+      <w:r>
+        <w:t xml:space="preserve"> (univoca) corrisponde alla sigla della compagnia aerea</w:t>
+      </w:r>
+    </w:p>
+    <w:p>
+      <w:pPr>
+        <w:spacing w:before="120" w:after="120"/>
+      </w:pPr>
+      <w:r>
+        <w:t xml:space="preserve">2. </w:t>
+      </w:r>
+      <w:proofErr w:type="spellStart"/>
+      <w:r>
+        <w:t>Name</w:t>
+      </w:r>
+      <w:proofErr w:type="spellEnd"/>
+      <w:r>
+        <w:t xml:space="preserve"> : </w:t>
+      </w:r>
+      <w:proofErr w:type="spellStart"/>
+      <w:r>
+        <w:t>string</w:t>
+      </w:r>
+      <w:proofErr w:type="spellEnd"/>
+      <w:r>
+        <w:t>. Nome assegnato a tale compagnia, scelto in fase di registrazione dall’</w:t>
+      </w:r>
+      <w:proofErr w:type="spellStart"/>
+      <w:r>
+        <w:t>admin</w:t>
+      </w:r>
+      <w:proofErr w:type="spellEnd"/>
+      <w:r>
+        <w:t xml:space="preserve"> ma sempre modificabile da parte dell’utente</w:t>
+      </w:r>
+    </w:p>
+    <w:p>
+      <w:pPr>
+        <w:spacing w:before="120" w:after="120"/>
+      </w:pPr>
+      <w:r>
+        <w:t xml:space="preserve">3. </w:t>
+      </w:r>
+      <w:proofErr w:type="spellStart"/>
+      <w:r>
+        <w:t>Revenue</w:t>
+      </w:r>
+      <w:proofErr w:type="spellEnd"/>
+      <w:r>
+        <w:t xml:space="preserve"> : </w:t>
+      </w:r>
+      <w:proofErr w:type="spellStart"/>
+      <w:r>
+        <w:t>number</w:t>
+      </w:r>
+      <w:proofErr w:type="spellEnd"/>
+      <w:r>
+        <w:t xml:space="preserve">. </w:t>
+      </w:r>
+      <w:r>
+        <w:t>Indica il fatturato generato dalla vendita dei biglietti.</w:t>
+      </w:r>
+    </w:p>
+    <w:p>
+      <w:pPr>
+        <w:spacing w:before="120" w:after="120"/>
+      </w:pPr>
+      <w:r>
+        <w:t xml:space="preserve">4. Mail : </w:t>
+      </w:r>
+      <w:proofErr w:type="spellStart"/>
+      <w:r>
+        <w:t>string</w:t>
+      </w:r>
+      <w:proofErr w:type="spellEnd"/>
+      <w:r>
+        <w:t xml:space="preserve"> usata come collegamento con gli utenti</w:t>
+      </w:r>
+    </w:p>
+    <w:p>
+      <w:pPr>
+        <w:spacing w:before="120" w:after="120"/>
+      </w:pPr>
+      <w:r>
+        <w:t xml:space="preserve">5. </w:t>
+      </w:r>
+      <w:proofErr w:type="spellStart"/>
+      <w:r>
+        <w:t>mustChangePassword</w:t>
+      </w:r>
+      <w:proofErr w:type="spellEnd"/>
+      <w:r>
+        <w:t xml:space="preserve"> : </w:t>
+      </w:r>
+      <w:proofErr w:type="spellStart"/>
+      <w:r>
+        <w:t>boolean</w:t>
+      </w:r>
+      <w:proofErr w:type="spellEnd"/>
+      <w:r>
+        <w:t xml:space="preserve"> indica se è necessario cambiare la password</w:t>
+      </w:r>
+    </w:p>
+    <w:p>
+      <w:pPr>
+        <w:spacing w:before="120" w:after="120"/>
+      </w:pPr>
+      <w:r>
         <w:t xml:space="preserve">6. </w:t>
       </w:r>
       <w:proofErr w:type="spellStart"/>
       <w:r>
-        <w:t>roles</w:t>
+        <w:t>aircrafts</w:t>
       </w:r>
       <w:proofErr w:type="spellEnd"/>
       <w:r>
@@ -876,52 +1125,253 @@
       </w:r>
       <w:proofErr w:type="spellStart"/>
       <w:r>
+        <w:t>Aircrafts</w:t>
+      </w:r>
+      <w:proofErr w:type="spellEnd"/>
+      <w:r>
+        <w:t xml:space="preserve"> [ ]</w:t>
+      </w:r>
+    </w:p>
+    <w:p>
+      <w:pPr>
+        <w:spacing w:before="240" w:after="240"/>
+      </w:pPr>
+    </w:p>
+    <w:p>
+      <w:pPr>
+        <w:spacing w:before="240" w:after="240"/>
+      </w:pPr>
+      <w:r>
+        <w:t xml:space="preserve">· </w:t>
+      </w:r>
+      <w:proofErr w:type="spellStart"/>
+      <w:r>
+        <w:rPr>
+          <w:b/>
+        </w:rPr>
+        <w:t>Aircrafts</w:t>
+      </w:r>
+      <w:proofErr w:type="spellEnd"/>
+      <w:r>
+        <w:rPr>
+          <w:b/>
+        </w:rPr>
+        <w:t xml:space="preserve"> </w:t>
+      </w:r>
+      <w:r>
+        <w:t>Contengono tutti gli aerei delle varie compagnie.</w:t>
+      </w:r>
+    </w:p>
+    <w:p>
+      <w:pPr>
+        <w:spacing w:before="240" w:after="240"/>
+      </w:pPr>
+      <w:r>
+        <w:t>I suoi campi sono:</w:t>
+      </w:r>
+    </w:p>
+    <w:p>
+      <w:pPr>
+        <w:spacing w:before="120" w:after="120"/>
+      </w:pPr>
+      <w:r>
+        <w:t>1. _</w:t>
+      </w:r>
+      <w:proofErr w:type="spellStart"/>
+      <w:r>
+        <w:t>numAircraft</w:t>
+      </w:r>
+      <w:proofErr w:type="spellEnd"/>
+      <w:r>
+        <w:t xml:space="preserve"> : </w:t>
+      </w:r>
+      <w:proofErr w:type="spellStart"/>
+      <w:r>
         <w:t>string</w:t>
       </w:r>
       <w:proofErr w:type="spellEnd"/>
       <w:r>
-        <w:t xml:space="preserve">. Indica il suolo di tale utente, può essere </w:t>
-      </w:r>
-      <w:proofErr w:type="spellStart"/>
-      <w:r>
-        <w:t>admin</w:t>
-      </w:r>
-      <w:proofErr w:type="spellEnd"/>
-      <w:r>
-        <w:t xml:space="preserve">, </w:t>
-      </w:r>
-      <w:proofErr w:type="spellStart"/>
-      <w:r>
-        <w:t>passanger</w:t>
-      </w:r>
-      <w:proofErr w:type="spellEnd"/>
+        <w:t xml:space="preserve"> (univoco)</w:t>
+      </w:r>
+    </w:p>
+    <w:p>
+      <w:pPr>
+        <w:spacing w:before="120" w:after="120"/>
+      </w:pPr>
+      <w:r>
+        <w:t xml:space="preserve">2. </w:t>
+      </w:r>
+      <w:proofErr w:type="spellStart"/>
+      <w:r>
+        <w:t>Seats</w:t>
+      </w:r>
+      <w:proofErr w:type="spellEnd"/>
+      <w:r>
+        <w:t xml:space="preserve">: </w:t>
+      </w:r>
+      <w:proofErr w:type="spellStart"/>
+      <w:r>
+        <w:t>Seats</w:t>
+      </w:r>
+      <w:proofErr w:type="spellEnd"/>
+      <w:r>
+        <w:t>[ ]</w:t>
+      </w:r>
+    </w:p>
+    <w:p>
+      <w:pPr>
+        <w:spacing w:before="120" w:after="120"/>
+      </w:pPr>
+      <w:r>
+        <w:t xml:space="preserve">3. Modello : </w:t>
+      </w:r>
+      <w:proofErr w:type="spellStart"/>
+      <w:r>
+        <w:t>string</w:t>
+      </w:r>
+      <w:proofErr w:type="spellEnd"/>
+    </w:p>
+    <w:p>
+      <w:pPr>
+        <w:spacing w:before="240" w:after="240"/>
+      </w:pPr>
       <w:r>
         <w:t xml:space="preserve"> </w:t>
       </w:r>
-      <w:proofErr w:type="spellStart"/>
-      <w:r>
-        <w:t>oppurre</w:t>
-      </w:r>
-      <w:proofErr w:type="spellEnd"/>
-      <w:r>
+    </w:p>
+    <w:p>
+      <w:pPr>
+        <w:spacing w:before="240" w:after="240"/>
+      </w:pPr>
+      <w:r>
+        <w:t xml:space="preserve">· </w:t>
+      </w:r>
+      <w:proofErr w:type="spellStart"/>
+      <w:r>
+        <w:rPr>
+          <w:b/>
+        </w:rPr>
+        <w:t>Seats</w:t>
+      </w:r>
+      <w:proofErr w:type="spellEnd"/>
+      <w:r>
+        <w:rPr>
+          <w:b/>
+        </w:rPr>
         <w:t xml:space="preserve"> </w:t>
       </w:r>
-      <w:proofErr w:type="spellStart"/>
-      <w:r>
-        <w:t>airline</w:t>
-      </w:r>
-      <w:proofErr w:type="spellEnd"/>
+      <w:r>
+        <w:t>Contengono le caratteristiche dei posti per ciascun aereo</w:t>
+      </w:r>
+    </w:p>
+    <w:p>
+      <w:pPr>
+        <w:spacing w:before="240" w:after="240"/>
+      </w:pPr>
+      <w:r>
+        <w:t>Il documento ha le seguenti caratteristiche</w:t>
+      </w:r>
+      <w:r>
+        <w:t>:</w:t>
+      </w:r>
     </w:p>
     <w:p>
       <w:pPr>
         <w:spacing w:before="120" w:after="120"/>
-      </w:pPr>
-      <w:r>
-        <w:t xml:space="preserve">7. </w:t>
-      </w:r>
-      <w:proofErr w:type="spellStart"/>
-      <w:r>
-        <w:t>tickets</w:t>
+        <w:rPr>
+          <w:lang w:val="en-GB"/>
+        </w:rPr>
+      </w:pPr>
+      <w:r>
+        <w:rPr>
+          <w:lang w:val="en-GB"/>
+        </w:rPr>
+        <w:t>1. _</w:t>
+      </w:r>
+      <w:proofErr w:type="spellStart"/>
+      <w:r>
+        <w:rPr>
+          <w:lang w:val="en-GB"/>
+        </w:rPr>
+        <w:t>numSeat</w:t>
+      </w:r>
+      <w:proofErr w:type="spellEnd"/>
+      <w:r>
+        <w:rPr>
+          <w:lang w:val="en-GB"/>
+        </w:rPr>
+        <w:t xml:space="preserve"> : string (</w:t>
+      </w:r>
+      <w:proofErr w:type="spellStart"/>
+      <w:r>
+        <w:rPr>
+          <w:lang w:val="en-GB"/>
+        </w:rPr>
+        <w:t>univoco</w:t>
+      </w:r>
+      <w:proofErr w:type="spellEnd"/>
+      <w:r>
+        <w:rPr>
+          <w:lang w:val="en-GB"/>
+        </w:rPr>
+        <w:t>)</w:t>
+      </w:r>
+    </w:p>
+    <w:p>
+      <w:pPr>
+        <w:spacing w:before="120" w:after="120"/>
+        <w:rPr>
+          <w:lang w:val="en-GB"/>
+        </w:rPr>
+      </w:pPr>
+      <w:r>
+        <w:rPr>
+          <w:lang w:val="en-GB"/>
+        </w:rPr>
+        <w:t>2. Class : string</w:t>
+      </w:r>
+    </w:p>
+    <w:p>
+      <w:pPr>
+        <w:spacing w:before="120" w:after="120"/>
+      </w:pPr>
+      <w:r>
+        <w:rPr>
+          <w:lang w:val="en-GB"/>
+        </w:rPr>
+        <w:t xml:space="preserve">3. Legroom : </w:t>
+      </w:r>
+      <w:proofErr w:type="spellStart"/>
+      <w:r>
+        <w:rPr>
+          <w:lang w:val="en-GB"/>
+        </w:rPr>
+        <w:t>boolean</w:t>
+      </w:r>
+      <w:proofErr w:type="spellEnd"/>
+      <w:r>
+        <w:rPr>
+          <w:lang w:val="en-GB"/>
+        </w:rPr>
+        <w:t xml:space="preserve">. </w:t>
+      </w:r>
+      <w:r>
+        <w:t>Indica la presenza dello</w:t>
+      </w:r>
+      <w:r>
+        <w:t xml:space="preserve"> spazio per le gambe maggiorato.</w:t>
+      </w:r>
+    </w:p>
+    <w:p>
+      <w:pPr>
+        <w:spacing w:before="120" w:after="120"/>
+      </w:pPr>
+      <w:r>
+        <w:t xml:space="preserve">4. </w:t>
+      </w:r>
+      <w:proofErr w:type="spellStart"/>
+      <w:r>
+        <w:t>isFree</w:t>
       </w:r>
       <w:proofErr w:type="spellEnd"/>
       <w:r>
@@ -929,1138 +1379,758 @@
       </w:r>
       <w:proofErr w:type="spellStart"/>
       <w:r>
+        <w:t>boolean</w:t>
+      </w:r>
+      <w:proofErr w:type="spellEnd"/>
+      <w:r>
+        <w:t xml:space="preserve">. </w:t>
+      </w:r>
+      <w:r>
+        <w:t xml:space="preserve">Indica se il posto è libero </w:t>
+      </w:r>
+      <w:r>
+        <w:t>se assume valore True, mentre risulta occupato con il valore False</w:t>
+      </w:r>
+      <w:r>
+        <w:t>.</w:t>
+      </w:r>
+    </w:p>
+    <w:p>
+      <w:pPr>
+        <w:spacing w:before="120" w:after="120"/>
+      </w:pPr>
+    </w:p>
+    <w:p>
+      <w:pPr>
+        <w:spacing w:before="240" w:after="240"/>
+      </w:pPr>
+      <w:r>
+        <w:t xml:space="preserve">· </w:t>
+      </w:r>
+      <w:proofErr w:type="spellStart"/>
+      <w:r>
+        <w:rPr>
+          <w:b/>
+        </w:rPr>
+        <w:t>Airports</w:t>
+      </w:r>
+      <w:proofErr w:type="spellEnd"/>
+      <w:r>
+        <w:rPr>
+          <w:b/>
+        </w:rPr>
+        <w:t xml:space="preserve"> </w:t>
+      </w:r>
+      <w:r>
+        <w:t>Contengono tutti gli aeroporti.</w:t>
+      </w:r>
+    </w:p>
+    <w:p>
+      <w:pPr>
+        <w:spacing w:before="240" w:after="240"/>
+      </w:pPr>
+      <w:r>
+        <w:t>I suoi campi sono:</w:t>
+      </w:r>
+    </w:p>
+    <w:p>
+      <w:pPr>
+        <w:spacing w:before="120" w:after="120"/>
+      </w:pPr>
+      <w:r>
+        <w:t xml:space="preserve">1. _code : </w:t>
+      </w:r>
+      <w:proofErr w:type="spellStart"/>
+      <w:r>
+        <w:t>string</w:t>
+      </w:r>
+      <w:proofErr w:type="spellEnd"/>
+      <w:r>
+        <w:t xml:space="preserve"> (univoco) codice per identificare l’aeroporto </w:t>
+      </w:r>
+    </w:p>
+    <w:p>
+      <w:pPr>
+        <w:spacing w:before="120" w:after="120"/>
+      </w:pPr>
+      <w:r>
+        <w:t xml:space="preserve">2. </w:t>
+      </w:r>
+      <w:proofErr w:type="spellStart"/>
+      <w:r>
+        <w:t>Name</w:t>
+      </w:r>
+      <w:proofErr w:type="spellEnd"/>
+      <w:r>
+        <w:t xml:space="preserve"> : </w:t>
+      </w:r>
+      <w:proofErr w:type="spellStart"/>
+      <w:r>
+        <w:t>string</w:t>
+      </w:r>
+      <w:proofErr w:type="spellEnd"/>
+      <w:r>
+        <w:t xml:space="preserve">  Sigla</w:t>
+      </w:r>
+      <w:r>
+        <w:t xml:space="preserve"> identificativa</w:t>
+      </w:r>
+      <w:r>
+        <w:t xml:space="preserve"> dell’aeroporto </w:t>
+      </w:r>
+      <w:r>
+        <w:t>(esempio VCE, FCO, JFK)</w:t>
+      </w:r>
+    </w:p>
+    <w:p>
+      <w:pPr>
+        <w:spacing w:before="120" w:after="120"/>
+      </w:pPr>
+      <w:r>
+        <w:t xml:space="preserve">3. City : </w:t>
+      </w:r>
+      <w:proofErr w:type="spellStart"/>
+      <w:r>
+        <w:t>string</w:t>
+      </w:r>
+      <w:proofErr w:type="spellEnd"/>
+      <w:r>
+        <w:t xml:space="preserve"> Città a cui appartiene l’aeroporto</w:t>
+      </w:r>
+    </w:p>
+    <w:p>
+      <w:pPr>
+        <w:spacing w:before="240" w:after="240"/>
+      </w:pPr>
+      <w:r>
+        <w:t xml:space="preserve"> </w:t>
+      </w:r>
+    </w:p>
+    <w:p>
+      <w:pPr>
+        <w:spacing w:before="240" w:after="240"/>
+      </w:pPr>
+      <w:r>
+        <w:t xml:space="preserve">· </w:t>
+      </w:r>
+      <w:proofErr w:type="spellStart"/>
+      <w:r>
+        <w:rPr>
+          <w:b/>
+        </w:rPr>
         <w:t>Tickets</w:t>
       </w:r>
       <w:proofErr w:type="spellEnd"/>
       <w:r>
+        <w:rPr>
+          <w:b/>
+        </w:rPr>
+        <w:t xml:space="preserve"> </w:t>
+      </w:r>
+      <w:r>
+        <w:t xml:space="preserve">Contiene i biglietti </w:t>
+      </w:r>
+      <w:r>
+        <w:t>che le</w:t>
+      </w:r>
+      <w:r>
+        <w:t xml:space="preserve"> compagnie aeree</w:t>
+      </w:r>
+      <w:r>
+        <w:t xml:space="preserve"> rendono disponibili alla vendita</w:t>
+      </w:r>
+      <w:r>
+        <w:t xml:space="preserve"> e acquistati dai passeggeri</w:t>
+      </w:r>
+    </w:p>
+    <w:p>
+      <w:pPr>
+        <w:spacing w:before="240" w:after="240"/>
+      </w:pPr>
+      <w:r>
+        <w:t>Le informazioni contenute al suo interno sono</w:t>
+      </w:r>
+      <w:r>
+        <w:t>:</w:t>
+      </w:r>
+    </w:p>
+    <w:p>
+      <w:pPr>
+        <w:spacing w:before="120" w:after="120"/>
+        <w:rPr>
+          <w:lang w:val="en-GB"/>
+        </w:rPr>
+      </w:pPr>
+      <w:r>
+        <w:rPr>
+          <w:lang w:val="en-GB"/>
+        </w:rPr>
+        <w:t>1. _code : string (</w:t>
+      </w:r>
+      <w:proofErr w:type="spellStart"/>
+      <w:r>
+        <w:rPr>
+          <w:lang w:val="en-GB"/>
+        </w:rPr>
+        <w:t>univoco</w:t>
+      </w:r>
+      <w:proofErr w:type="spellEnd"/>
+      <w:r>
+        <w:rPr>
+          <w:lang w:val="en-GB"/>
+        </w:rPr>
+        <w:t>)</w:t>
+      </w:r>
+    </w:p>
+    <w:p>
+      <w:pPr>
+        <w:spacing w:before="120" w:after="120"/>
+      </w:pPr>
+      <w:r>
+        <w:rPr>
+          <w:lang w:val="en-GB"/>
+        </w:rPr>
+        <w:lastRenderedPageBreak/>
+        <w:t xml:space="preserve">2. User : </w:t>
+      </w:r>
+      <w:proofErr w:type="spellStart"/>
+      <w:r>
+        <w:rPr>
+          <w:lang w:val="en-GB"/>
+        </w:rPr>
+        <w:t>ObjectId</w:t>
+      </w:r>
+      <w:proofErr w:type="spellEnd"/>
+      <w:r>
+        <w:rPr>
+          <w:lang w:val="en-GB"/>
+        </w:rPr>
+        <w:t xml:space="preserve">. </w:t>
+      </w:r>
+      <w:r>
+        <w:t xml:space="preserve">Permette il </w:t>
+      </w:r>
+      <w:r>
+        <w:t>collegamento con l’utente; si rivelerà utile al momento</w:t>
+      </w:r>
+      <w:r>
+        <w:t xml:space="preserve"> in cui il biglietto viene acquistato</w:t>
+      </w:r>
+      <w:r>
+        <w:t>.</w:t>
+      </w:r>
+    </w:p>
+    <w:p>
+      <w:pPr>
+        <w:spacing w:before="120" w:after="120"/>
+      </w:pPr>
+      <w:r>
+        <w:t xml:space="preserve">3. Seat : </w:t>
+      </w:r>
+      <w:proofErr w:type="spellStart"/>
+      <w:r>
+        <w:t>string</w:t>
+      </w:r>
+      <w:proofErr w:type="spellEnd"/>
+      <w:r>
+        <w:t xml:space="preserve">. </w:t>
+      </w:r>
+      <w:r>
+        <w:t xml:space="preserve"> Indica il posto assegnato a quel biglietto</w:t>
+      </w:r>
+    </w:p>
+    <w:p>
+      <w:pPr>
+        <w:spacing w:before="120" w:after="120"/>
+      </w:pPr>
+      <w:r>
+        <w:t xml:space="preserve">4. Flight :  </w:t>
+      </w:r>
+      <w:proofErr w:type="spellStart"/>
+      <w:r>
+        <w:t>string</w:t>
+      </w:r>
+      <w:proofErr w:type="spellEnd"/>
+      <w:r>
+        <w:t xml:space="preserve">. </w:t>
+      </w:r>
+      <w:r>
+        <w:t xml:space="preserve"> </w:t>
+      </w:r>
+      <w:r>
+        <w:t xml:space="preserve">Si riferisce </w:t>
+      </w:r>
+      <w:proofErr w:type="spellStart"/>
+      <w:r>
+        <w:t>al</w:t>
+      </w:r>
+      <w:r>
+        <w:t>l</w:t>
+      </w:r>
+      <w:proofErr w:type="spellEnd"/>
+      <w:r>
+        <w:t xml:space="preserve"> codice del volo a cui è assegnato il biglietto</w:t>
+      </w:r>
+    </w:p>
+    <w:p>
+      <w:pPr>
+        <w:spacing w:before="120" w:after="120"/>
+      </w:pPr>
+      <w:r>
+        <w:t xml:space="preserve">5. Price : </w:t>
+      </w:r>
+      <w:proofErr w:type="spellStart"/>
+      <w:r>
+        <w:t>number</w:t>
+      </w:r>
+      <w:proofErr w:type="spellEnd"/>
+      <w:r>
+        <w:t xml:space="preserve">. </w:t>
+      </w:r>
+      <w:r>
+        <w:t xml:space="preserve"> </w:t>
+      </w:r>
+      <w:r>
+        <w:t xml:space="preserve">Corrisponde </w:t>
+      </w:r>
+      <w:proofErr w:type="spellStart"/>
+      <w:r>
+        <w:t>al</w:t>
+      </w:r>
+      <w:r>
+        <w:t>l</w:t>
+      </w:r>
+      <w:proofErr w:type="spellEnd"/>
+      <w:r>
+        <w:t xml:space="preserve"> prezzo del biglietto</w:t>
+      </w:r>
+    </w:p>
+    <w:p>
+      <w:pPr>
+        <w:spacing w:before="120" w:after="120"/>
+      </w:pPr>
+      <w:r>
+        <w:t xml:space="preserve">6. </w:t>
+      </w:r>
+      <w:proofErr w:type="spellStart"/>
+      <w:r>
+        <w:t>numBag</w:t>
+      </w:r>
+      <w:proofErr w:type="spellEnd"/>
+      <w:r>
+        <w:t xml:space="preserve"> : </w:t>
+      </w:r>
+      <w:proofErr w:type="spellStart"/>
+      <w:r>
+        <w:t>number</w:t>
+      </w:r>
+      <w:proofErr w:type="spellEnd"/>
+      <w:r>
+        <w:t xml:space="preserve">. </w:t>
+      </w:r>
+      <w:r>
+        <w:t xml:space="preserve"> Indica il numero dei bagagli</w:t>
+      </w:r>
+    </w:p>
+    <w:p>
+      <w:pPr>
+        <w:spacing w:before="240" w:after="240"/>
+      </w:pPr>
+      <w:r>
+        <w:t xml:space="preserve"> </w:t>
+      </w:r>
+    </w:p>
+    <w:p>
+      <w:pPr>
+        <w:spacing w:before="240" w:after="240"/>
+      </w:pPr>
+      <w:r>
+        <w:t xml:space="preserve">· </w:t>
+      </w:r>
+      <w:proofErr w:type="spellStart"/>
+      <w:r>
+        <w:rPr>
+          <w:b/>
+        </w:rPr>
+        <w:t>Routes</w:t>
+      </w:r>
+      <w:proofErr w:type="spellEnd"/>
+      <w:r>
+        <w:rPr>
+          <w:b/>
+        </w:rPr>
+        <w:t xml:space="preserve"> </w:t>
+      </w:r>
+      <w:r>
+        <w:t>Contengono tutte le rotte previste per i voli.</w:t>
+      </w:r>
+    </w:p>
+    <w:p>
+      <w:pPr>
+        <w:spacing w:before="240" w:after="240"/>
+      </w:pPr>
+      <w:r>
+        <w:t>I suoi campi sono:</w:t>
+      </w:r>
+    </w:p>
+    <w:p>
+      <w:pPr>
+        <w:spacing w:before="120" w:after="120"/>
+      </w:pPr>
+      <w:r>
+        <w:t xml:space="preserve">1. _id : </w:t>
+      </w:r>
+      <w:proofErr w:type="spellStart"/>
+      <w:r>
+        <w:t>ObjectId</w:t>
+      </w:r>
+      <w:proofErr w:type="spellEnd"/>
+      <w:r>
+        <w:t xml:space="preserve"> (univoco)</w:t>
+      </w:r>
+      <w:r>
+        <w:t xml:space="preserve">. </w:t>
+      </w:r>
+      <w:r>
+        <w:t xml:space="preserve"> Identifica la rotta specifica</w:t>
+      </w:r>
+    </w:p>
+    <w:p>
+      <w:pPr>
+        <w:spacing w:before="120" w:after="120"/>
+      </w:pPr>
+      <w:r>
+        <w:t xml:space="preserve">2. </w:t>
+      </w:r>
+      <w:proofErr w:type="spellStart"/>
+      <w:r>
+        <w:t>Destination</w:t>
+      </w:r>
+      <w:proofErr w:type="spellEnd"/>
+      <w:r>
+        <w:t xml:space="preserve"> : </w:t>
+      </w:r>
+      <w:proofErr w:type="spellStart"/>
+      <w:r>
+        <w:t>string</w:t>
+      </w:r>
+      <w:proofErr w:type="spellEnd"/>
+      <w:r>
+        <w:t xml:space="preserve">. </w:t>
+      </w:r>
+      <w:r>
+        <w:t xml:space="preserve"> Indica la destinazione</w:t>
+      </w:r>
+    </w:p>
+    <w:p>
+      <w:pPr>
+        <w:spacing w:before="120" w:after="120"/>
+      </w:pPr>
+      <w:r>
+        <w:t xml:space="preserve">3. </w:t>
+      </w:r>
+      <w:proofErr w:type="spellStart"/>
+      <w:r>
+        <w:t>Departure</w:t>
+      </w:r>
+      <w:proofErr w:type="spellEnd"/>
+      <w:r>
+        <w:t xml:space="preserve"> : </w:t>
+      </w:r>
+      <w:proofErr w:type="spellStart"/>
+      <w:r>
+        <w:t>string</w:t>
+      </w:r>
+      <w:proofErr w:type="spellEnd"/>
+      <w:r>
+        <w:t xml:space="preserve">. </w:t>
+      </w:r>
+      <w:r>
+        <w:t xml:space="preserve"> Indica la partenza</w:t>
+      </w:r>
+    </w:p>
+    <w:p>
+      <w:pPr>
+        <w:spacing w:before="120" w:after="120"/>
+      </w:pPr>
+      <w:r>
+        <w:t xml:space="preserve">4. </w:t>
+      </w:r>
+      <w:proofErr w:type="spellStart"/>
+      <w:r>
+        <w:t>LayoverFuel</w:t>
+      </w:r>
+      <w:proofErr w:type="spellEnd"/>
+      <w:r>
+        <w:t xml:space="preserve"> : </w:t>
+      </w:r>
+      <w:proofErr w:type="spellStart"/>
+      <w:r>
+        <w:t>string</w:t>
+      </w:r>
+      <w:proofErr w:type="spellEnd"/>
+      <w:r>
         <w:t xml:space="preserve"> [ ]</w:t>
       </w:r>
-    </w:p>
-    <w:p>
-      <w:pPr>
-        <w:spacing w:before="240" w:after="240"/>
-      </w:pPr>
+      <w:r>
+        <w:t xml:space="preserve">. </w:t>
+      </w:r>
       <w:r>
         <w:t xml:space="preserve"> </w:t>
       </w:r>
-    </w:p>
-    <w:p>
-      <w:pPr>
-        <w:spacing w:before="240" w:after="240"/>
-      </w:pPr>
-      <w:r>
+      <w:r>
+        <w:t xml:space="preserve">Si riferisce ai possibili aeroporti in cui viene eseguito uno scalo durante il tragitto selezionato </w:t>
+      </w:r>
+    </w:p>
+    <w:p>
+      <w:pPr>
+        <w:spacing w:before="240" w:after="240"/>
+      </w:pPr>
+      <w:r>
+        <w:t xml:space="preserve">· </w:t>
+      </w:r>
+      <w:proofErr w:type="spellStart"/>
+      <w:r>
+        <w:rPr>
+          <w:b/>
+        </w:rPr>
+        <w:t>Flights</w:t>
+      </w:r>
+      <w:proofErr w:type="spellEnd"/>
+      <w:r>
+        <w:rPr>
+          <w:b/>
+        </w:rPr>
+        <w:t xml:space="preserve"> </w:t>
+      </w:r>
+      <w:r>
+        <w:t>Al suo interno sono presenti</w:t>
+      </w:r>
+      <w:r>
+        <w:t xml:space="preserve"> tutti i voli decisi dalle varie compagnie aeree</w:t>
+      </w:r>
+    </w:p>
+    <w:p>
+      <w:pPr>
+        <w:spacing w:before="240" w:after="240"/>
+      </w:pPr>
+      <w:r>
+        <w:t>Le informazioni sono</w:t>
+      </w:r>
+      <w:r>
+        <w:t>:</w:t>
+      </w:r>
+    </w:p>
+    <w:p>
+      <w:pPr>
+        <w:spacing w:before="120" w:after="120"/>
+      </w:pPr>
+      <w:r>
+        <w:t>1. _</w:t>
+      </w:r>
+      <w:proofErr w:type="spellStart"/>
+      <w:r>
+        <w:t>flightCode</w:t>
+      </w:r>
+      <w:proofErr w:type="spellEnd"/>
+      <w:r>
+        <w:t xml:space="preserve"> : </w:t>
+      </w:r>
+      <w:proofErr w:type="spellStart"/>
+      <w:r>
+        <w:t>string</w:t>
+      </w:r>
+      <w:proofErr w:type="spellEnd"/>
+      <w:r>
+        <w:t xml:space="preserve"> (univoco)</w:t>
+      </w:r>
+      <w:r>
+        <w:t xml:space="preserve">. </w:t>
+      </w:r>
+      <w:r>
+        <w:t xml:space="preserve"> Indica il codice del volo, solitamente identificati con la </w:t>
+      </w:r>
+      <w:proofErr w:type="spellStart"/>
+      <w:r>
+        <w:t>signature</w:t>
+      </w:r>
+      <w:proofErr w:type="spellEnd"/>
+      <w:r>
+        <w:t xml:space="preserve"> della compagnia aerea e una sequenza di uno o quattro numeri.</w:t>
+      </w:r>
+    </w:p>
+    <w:p>
+      <w:pPr>
+        <w:spacing w:before="120" w:after="120"/>
+      </w:pPr>
+      <w:r>
+        <w:t xml:space="preserve">2. </w:t>
+      </w:r>
+      <w:proofErr w:type="spellStart"/>
+      <w:r>
+        <w:t>dataOra</w:t>
+      </w:r>
+      <w:proofErr w:type="spellEnd"/>
+      <w:r>
+        <w:t xml:space="preserve"> : Date</w:t>
+      </w:r>
+      <w:r>
+        <w:t xml:space="preserve">. </w:t>
+      </w:r>
+      <w:r>
+        <w:t xml:space="preserve"> </w:t>
+      </w:r>
+      <w:r>
+        <w:t>Si riferisce alla</w:t>
+      </w:r>
+      <w:r>
+        <w:t xml:space="preserve"> data e l’ora di partenza del volo secondo lo standard ...</w:t>
+      </w:r>
+    </w:p>
+    <w:p>
+      <w:pPr>
+        <w:spacing w:before="120" w:after="120"/>
+      </w:pPr>
+      <w:r>
+        <w:t xml:space="preserve">3. </w:t>
+      </w:r>
+      <w:proofErr w:type="spellStart"/>
+      <w:r>
+        <w:t>route</w:t>
+      </w:r>
+      <w:proofErr w:type="spellEnd"/>
+      <w:r>
+        <w:t xml:space="preserve"> : </w:t>
+      </w:r>
+      <w:proofErr w:type="spellStart"/>
+      <w:r>
+        <w:t>ObjectId</w:t>
+      </w:r>
+      <w:proofErr w:type="spellEnd"/>
+      <w:r>
+        <w:t xml:space="preserve">. </w:t>
+      </w:r>
+      <w:r>
+        <w:t xml:space="preserve"> </w:t>
+      </w:r>
+      <w:r>
+        <w:t>R</w:t>
+      </w:r>
+      <w:r>
+        <w:t>iferimento alla rotta seguita dal volo</w:t>
+      </w:r>
+    </w:p>
+    <w:p>
+      <w:pPr>
+        <w:spacing w:before="120" w:after="120"/>
+      </w:pPr>
+      <w:r>
+        <w:t xml:space="preserve">4. </w:t>
+      </w:r>
+      <w:proofErr w:type="spellStart"/>
+      <w:r>
+        <w:t>aircraft</w:t>
+      </w:r>
+      <w:proofErr w:type="spellEnd"/>
+      <w:r>
+        <w:t xml:space="preserve"> : </w:t>
+      </w:r>
+      <w:proofErr w:type="spellStart"/>
+      <w:r>
+        <w:t>string</w:t>
+      </w:r>
+      <w:proofErr w:type="spellEnd"/>
+      <w:r>
+        <w:t xml:space="preserve">. </w:t>
+      </w:r>
+      <w:r>
+        <w:t xml:space="preserve"> </w:t>
+      </w:r>
+      <w:r>
+        <w:t xml:space="preserve">Riferimento </w:t>
+      </w:r>
+      <w:r>
+        <w:t xml:space="preserve"> </w:t>
+      </w:r>
+      <w:r>
+        <w:t>al</w:t>
+      </w:r>
+      <w:r>
+        <w:t>l’identificativo dell’aereo che effettuerà il volo</w:t>
+      </w:r>
+    </w:p>
+    <w:p>
+      <w:pPr>
+        <w:spacing w:before="120" w:after="120"/>
+      </w:pPr>
+      <w:r>
+        <w:t xml:space="preserve">5. </w:t>
+      </w:r>
+      <w:proofErr w:type="spellStart"/>
+      <w:r>
+        <w:t>duration</w:t>
+      </w:r>
+      <w:proofErr w:type="spellEnd"/>
+      <w:r>
+        <w:t xml:space="preserve"> : </w:t>
+      </w:r>
+      <w:proofErr w:type="spellStart"/>
+      <w:r>
+        <w:t>number</w:t>
+      </w:r>
+      <w:proofErr w:type="spellEnd"/>
+      <w:r>
+        <w:t xml:space="preserve">. </w:t>
+      </w:r>
+      <w:r>
+        <w:t>Indica la durata del volo in minuti</w:t>
+      </w:r>
+      <w:r>
+        <w:rPr>
+          <w:u w:val="single"/>
+        </w:rPr>
+        <w:t xml:space="preserve"> </w:t>
+      </w:r>
+    </w:p>
+    <w:p/>
+    <w:p/>
+    <w:p/>
+    <w:p/>
+    <w:p/>
+    <w:p/>
+    <w:p/>
+    <w:p/>
+    <w:p/>
+    <w:p/>
+    <w:p/>
+    <w:p/>
+    <w:p/>
+    <w:p/>
+    <w:p/>
+    <w:p/>
+    <w:p/>
+    <w:p/>
+    <w:p>
+      <w:r>
+        <w:br w:type="page"/>
+      </w:r>
+    </w:p>
+    <w:p>
+      <w:pPr>
+        <w:pStyle w:val="Titolo7"/>
+        <w:rPr>
+          <w:b/>
+          <w:sz w:val="24"/>
+          <w:u w:val="single"/>
+        </w:rPr>
+      </w:pPr>
+      <w:r>
+        <w:rPr>
+          <w:b/>
+          <w:sz w:val="24"/>
+          <w:u w:val="single"/>
+        </w:rPr>
         <w:lastRenderedPageBreak/>
-        <w:t xml:space="preserve">· </w:t>
-      </w:r>
-      <w:r>
-        <w:rPr>
-          <w:b/>
-        </w:rPr>
-        <w:t>Airlines</w:t>
-      </w:r>
-      <w:r>
-        <w:rPr>
-          <w:b/>
-        </w:rPr>
-        <w:t xml:space="preserve"> </w:t>
-      </w:r>
-      <w:r>
-        <w:t>Si riferiscono alle compagnie aeree.</w:t>
-      </w:r>
-    </w:p>
-    <w:p>
-      <w:pPr>
-        <w:spacing w:before="240" w:after="240"/>
-      </w:pPr>
-      <w:r>
-        <w:t>All’interno di tale documento sono presenti i seguenti dati</w:t>
-      </w:r>
-      <w:r>
-        <w:t>:</w:t>
-      </w:r>
-    </w:p>
-    <w:p>
-      <w:pPr>
-        <w:spacing w:before="120" w:after="120"/>
-      </w:pPr>
-      <w:r>
-        <w:t>1. _</w:t>
-      </w:r>
-      <w:proofErr w:type="spellStart"/>
-      <w:r>
-        <w:t>signature</w:t>
-      </w:r>
-      <w:proofErr w:type="spellEnd"/>
-      <w:r>
-        <w:t xml:space="preserve"> : </w:t>
-      </w:r>
-      <w:proofErr w:type="spellStart"/>
-      <w:r>
-        <w:t>string</w:t>
-      </w:r>
-      <w:proofErr w:type="spellEnd"/>
-      <w:r>
-        <w:t xml:space="preserve"> (univoca) corrisponde alla sigla della compagnia aerea</w:t>
-      </w:r>
-    </w:p>
-    <w:p>
-      <w:pPr>
-        <w:spacing w:before="120" w:after="120"/>
-      </w:pPr>
-      <w:r>
-        <w:t xml:space="preserve">2. </w:t>
-      </w:r>
-      <w:proofErr w:type="spellStart"/>
-      <w:r>
-        <w:t>Name</w:t>
-      </w:r>
-      <w:proofErr w:type="spellEnd"/>
-      <w:r>
-        <w:t xml:space="preserve"> : </w:t>
-      </w:r>
-      <w:proofErr w:type="spellStart"/>
-      <w:r>
-        <w:t>string</w:t>
-      </w:r>
-      <w:proofErr w:type="spellEnd"/>
-      <w:r>
-        <w:t>. Nome assegnato a tale compagnia, scelto in fase di registrazione dall’</w:t>
-      </w:r>
-      <w:proofErr w:type="spellStart"/>
-      <w:r>
-        <w:t>admin</w:t>
-      </w:r>
-      <w:proofErr w:type="spellEnd"/>
-      <w:r>
-        <w:t xml:space="preserve"> ma sempre modificabile da parte dell’utente</w:t>
-      </w:r>
-    </w:p>
-    <w:p>
-      <w:pPr>
-        <w:spacing w:before="120" w:after="120"/>
-      </w:pPr>
-      <w:r>
-        <w:t xml:space="preserve">3. </w:t>
-      </w:r>
-      <w:proofErr w:type="spellStart"/>
-      <w:r>
-        <w:t>Revenue</w:t>
-      </w:r>
-      <w:proofErr w:type="spellEnd"/>
-      <w:r>
-        <w:t xml:space="preserve"> : </w:t>
-      </w:r>
-      <w:proofErr w:type="spellStart"/>
-      <w:r>
-        <w:t>number</w:t>
-      </w:r>
-      <w:proofErr w:type="spellEnd"/>
-      <w:r>
-        <w:t xml:space="preserve">. </w:t>
-      </w:r>
-      <w:r>
-        <w:t>Indica il fatturato generato dalla vendita dei biglietti.</w:t>
-      </w:r>
-    </w:p>
-    <w:p>
-      <w:pPr>
-        <w:spacing w:before="120" w:after="120"/>
-      </w:pPr>
-      <w:r>
-        <w:t xml:space="preserve">4. Mail : </w:t>
-      </w:r>
-      <w:proofErr w:type="spellStart"/>
-      <w:r>
-        <w:t>string</w:t>
-      </w:r>
-      <w:proofErr w:type="spellEnd"/>
-      <w:r>
-        <w:t xml:space="preserve"> usata come collegamento con gli utenti</w:t>
-      </w:r>
-    </w:p>
-    <w:p>
-      <w:pPr>
-        <w:spacing w:before="120" w:after="120"/>
-      </w:pPr>
-      <w:r>
-        <w:t xml:space="preserve">5. </w:t>
-      </w:r>
-      <w:proofErr w:type="spellStart"/>
-      <w:r>
-        <w:t>mustChangePassword</w:t>
-      </w:r>
-      <w:proofErr w:type="spellEnd"/>
-      <w:r>
-        <w:t xml:space="preserve"> : </w:t>
-      </w:r>
-      <w:proofErr w:type="spellStart"/>
-      <w:r>
-        <w:t>boolean</w:t>
-      </w:r>
-      <w:proofErr w:type="spellEnd"/>
-      <w:r>
-        <w:t xml:space="preserve"> indica se è necessario cambiare la password</w:t>
-      </w:r>
-    </w:p>
-    <w:p>
-      <w:pPr>
-        <w:spacing w:before="120" w:after="120"/>
-      </w:pPr>
-      <w:r>
-        <w:t xml:space="preserve">6. </w:t>
-      </w:r>
-      <w:proofErr w:type="spellStart"/>
-      <w:r>
-        <w:t>aircrafts</w:t>
-      </w:r>
-      <w:proofErr w:type="spellEnd"/>
-      <w:r>
-        <w:t xml:space="preserve"> : </w:t>
-      </w:r>
-      <w:proofErr w:type="spellStart"/>
-      <w:r>
-        <w:t>Aircrafts</w:t>
-      </w:r>
-      <w:proofErr w:type="spellEnd"/>
-      <w:r>
-        <w:t xml:space="preserve"> [ ]</w:t>
-      </w:r>
-    </w:p>
-    <w:p>
-      <w:pPr>
-        <w:spacing w:before="240" w:after="240"/>
-      </w:pPr>
-    </w:p>
-    <w:p>
-      <w:pPr>
-        <w:spacing w:before="240" w:after="240"/>
-      </w:pPr>
-      <w:r>
-        <w:t xml:space="preserve">· </w:t>
-      </w:r>
-      <w:proofErr w:type="spellStart"/>
-      <w:r>
-        <w:rPr>
-          <w:b/>
-        </w:rPr>
-        <w:t>Aircrafts</w:t>
-      </w:r>
-      <w:proofErr w:type="spellEnd"/>
-      <w:r>
-        <w:rPr>
-          <w:b/>
-        </w:rPr>
-        <w:t xml:space="preserve"> </w:t>
-      </w:r>
-      <w:r>
-        <w:t>Contengono tutti gli aerei delle varie compagnie.</w:t>
-      </w:r>
-    </w:p>
-    <w:p>
-      <w:pPr>
-        <w:spacing w:before="240" w:after="240"/>
-      </w:pPr>
-      <w:r>
-        <w:t>I suoi campi sono:</w:t>
-      </w:r>
-    </w:p>
-    <w:p>
-      <w:pPr>
-        <w:spacing w:before="120" w:after="120"/>
-      </w:pPr>
-      <w:r>
-        <w:t>1. _</w:t>
-      </w:r>
-      <w:proofErr w:type="spellStart"/>
-      <w:r>
-        <w:t>numAircraft</w:t>
-      </w:r>
-      <w:proofErr w:type="spellEnd"/>
-      <w:r>
-        <w:t xml:space="preserve"> : </w:t>
-      </w:r>
-      <w:proofErr w:type="spellStart"/>
-      <w:r>
-        <w:t>string</w:t>
-      </w:r>
-      <w:proofErr w:type="spellEnd"/>
-      <w:r>
-        <w:t xml:space="preserve"> (univoco)</w:t>
-      </w:r>
-    </w:p>
-    <w:p>
-      <w:pPr>
-        <w:spacing w:before="120" w:after="120"/>
-      </w:pPr>
-      <w:r>
-        <w:t xml:space="preserve">2. </w:t>
-      </w:r>
-      <w:proofErr w:type="spellStart"/>
-      <w:r>
-        <w:t>Seats</w:t>
-      </w:r>
-      <w:proofErr w:type="spellEnd"/>
-      <w:r>
-        <w:t xml:space="preserve">: </w:t>
-      </w:r>
-      <w:proofErr w:type="spellStart"/>
-      <w:r>
-        <w:t>Seats</w:t>
-      </w:r>
-      <w:proofErr w:type="spellEnd"/>
-      <w:r>
-        <w:t>[ ]</w:t>
-      </w:r>
-    </w:p>
-    <w:p>
-      <w:pPr>
-        <w:spacing w:before="120" w:after="120"/>
-      </w:pPr>
-      <w:r>
-        <w:t xml:space="preserve">3. Modello : </w:t>
-      </w:r>
-      <w:proofErr w:type="spellStart"/>
-      <w:r>
-        <w:t>string</w:t>
-      </w:r>
-      <w:proofErr w:type="spellEnd"/>
-    </w:p>
-    <w:p>
-      <w:pPr>
-        <w:spacing w:before="240" w:after="240"/>
-      </w:pPr>
-      <w:r>
-        <w:t xml:space="preserve"> </w:t>
-      </w:r>
-    </w:p>
-    <w:p>
-      <w:pPr>
-        <w:spacing w:before="240" w:after="240"/>
-      </w:pPr>
-      <w:r>
-        <w:t xml:space="preserve">· </w:t>
-      </w:r>
-      <w:proofErr w:type="spellStart"/>
-      <w:r>
-        <w:rPr>
-          <w:b/>
-        </w:rPr>
-        <w:t>Seats</w:t>
-      </w:r>
-      <w:proofErr w:type="spellEnd"/>
-      <w:r>
-        <w:rPr>
-          <w:b/>
-        </w:rPr>
-        <w:t xml:space="preserve"> </w:t>
-      </w:r>
-      <w:r>
-        <w:t>Contengono le caratteristiche dei posti per ciascun aereo</w:t>
-      </w:r>
-    </w:p>
-    <w:p>
-      <w:pPr>
-        <w:spacing w:before="240" w:after="240"/>
-      </w:pPr>
-      <w:r>
-        <w:t>Il documento ha le seguenti caratteristiche</w:t>
-      </w:r>
-      <w:r>
-        <w:t>:</w:t>
-      </w:r>
-    </w:p>
-    <w:p>
-      <w:pPr>
-        <w:spacing w:before="120" w:after="120"/>
-      </w:pPr>
-      <w:r>
-        <w:t>1. _</w:t>
-      </w:r>
-      <w:proofErr w:type="spellStart"/>
-      <w:r>
-        <w:t>numSeat</w:t>
-      </w:r>
-      <w:proofErr w:type="spellEnd"/>
-      <w:r>
-        <w:t xml:space="preserve"> : </w:t>
-      </w:r>
-      <w:proofErr w:type="spellStart"/>
-      <w:r>
-        <w:t>string</w:t>
-      </w:r>
-      <w:proofErr w:type="spellEnd"/>
-      <w:r>
-        <w:t xml:space="preserve"> (univoco)</w:t>
-      </w:r>
-    </w:p>
-    <w:p>
-      <w:pPr>
-        <w:spacing w:before="120" w:after="120"/>
-      </w:pPr>
-      <w:r>
-        <w:t xml:space="preserve">2. Class : </w:t>
-      </w:r>
-      <w:proofErr w:type="spellStart"/>
-      <w:r>
-        <w:t>string</w:t>
-      </w:r>
-      <w:proofErr w:type="spellEnd"/>
-    </w:p>
-    <w:p>
-      <w:pPr>
-        <w:spacing w:before="120" w:after="120"/>
-      </w:pPr>
-      <w:r>
-        <w:t xml:space="preserve">3. </w:t>
-      </w:r>
-      <w:proofErr w:type="spellStart"/>
-      <w:r>
-        <w:t>Legroom</w:t>
-      </w:r>
-      <w:proofErr w:type="spellEnd"/>
-      <w:r>
-        <w:t xml:space="preserve"> : </w:t>
-      </w:r>
-      <w:proofErr w:type="spellStart"/>
-      <w:r>
-        <w:t>boolean</w:t>
-      </w:r>
-      <w:proofErr w:type="spellEnd"/>
-      <w:r>
-        <w:t xml:space="preserve">. </w:t>
-      </w:r>
-      <w:r>
-        <w:t>Indica la presenza dello</w:t>
-      </w:r>
-      <w:r>
-        <w:t xml:space="preserve"> spazio per le gambe maggiorato.</w:t>
-      </w:r>
-    </w:p>
-    <w:p>
-      <w:pPr>
-        <w:spacing w:before="120" w:after="120"/>
-      </w:pPr>
-      <w:r>
-        <w:t xml:space="preserve">4. </w:t>
-      </w:r>
-      <w:proofErr w:type="spellStart"/>
-      <w:r>
-        <w:t>isFree</w:t>
-      </w:r>
-      <w:proofErr w:type="spellEnd"/>
-      <w:r>
-        <w:t xml:space="preserve"> : </w:t>
-      </w:r>
-      <w:proofErr w:type="spellStart"/>
-      <w:r>
-        <w:t>boolean</w:t>
-      </w:r>
-      <w:proofErr w:type="spellEnd"/>
-      <w:r>
-        <w:t xml:space="preserve">. </w:t>
-      </w:r>
-      <w:r>
-        <w:t xml:space="preserve">Indica se il posto è libero </w:t>
-      </w:r>
-      <w:r>
-        <w:t>se assume valore True, mentre risulta occupato con il valore False</w:t>
-      </w:r>
-      <w:r>
-        <w:t>.</w:t>
-      </w:r>
-    </w:p>
-    <w:p>
-      <w:pPr>
-        <w:spacing w:before="120" w:after="120"/>
-      </w:pPr>
-    </w:p>
-    <w:p>
-      <w:pPr>
-        <w:spacing w:before="240" w:after="240"/>
-      </w:pPr>
-      <w:r>
-        <w:t xml:space="preserve">· </w:t>
-      </w:r>
-      <w:proofErr w:type="spellStart"/>
-      <w:r>
-        <w:rPr>
-          <w:b/>
-        </w:rPr>
-        <w:t>Airports</w:t>
-      </w:r>
-      <w:proofErr w:type="spellEnd"/>
-      <w:r>
-        <w:rPr>
-          <w:b/>
-        </w:rPr>
-        <w:t xml:space="preserve"> </w:t>
-      </w:r>
-      <w:r>
-        <w:t>Contengono tutti gli aeroporti.</w:t>
-      </w:r>
-    </w:p>
-    <w:p>
-      <w:pPr>
-        <w:spacing w:before="240" w:after="240"/>
-      </w:pPr>
-      <w:r>
-        <w:t>I suoi campi sono:</w:t>
-      </w:r>
-    </w:p>
-    <w:p>
-      <w:pPr>
-        <w:spacing w:before="120" w:after="120"/>
-      </w:pPr>
-      <w:r>
-        <w:t xml:space="preserve">1. _code : </w:t>
-      </w:r>
-      <w:proofErr w:type="spellStart"/>
-      <w:r>
-        <w:t>string</w:t>
-      </w:r>
-      <w:proofErr w:type="spellEnd"/>
-      <w:r>
-        <w:t xml:space="preserve"> (univoco) codice per identificare l’aeroporto </w:t>
-      </w:r>
-    </w:p>
-    <w:p>
-      <w:pPr>
-        <w:spacing w:before="120" w:after="120"/>
-      </w:pPr>
-      <w:r>
-        <w:t xml:space="preserve">2. </w:t>
-      </w:r>
-      <w:proofErr w:type="spellStart"/>
-      <w:r>
-        <w:t>Name</w:t>
-      </w:r>
-      <w:proofErr w:type="spellEnd"/>
-      <w:r>
-        <w:t xml:space="preserve"> : </w:t>
-      </w:r>
-      <w:proofErr w:type="spellStart"/>
-      <w:r>
-        <w:t>string</w:t>
-      </w:r>
-      <w:proofErr w:type="spellEnd"/>
-      <w:r>
-        <w:t xml:space="preserve">  Sigla</w:t>
-      </w:r>
-      <w:r>
-        <w:t xml:space="preserve"> identificativa</w:t>
-      </w:r>
-      <w:r>
-        <w:t xml:space="preserve"> dell’aeroporto </w:t>
-      </w:r>
-      <w:r>
-        <w:t>(esempio VCE, FCO, JFK)</w:t>
-      </w:r>
-    </w:p>
-    <w:p>
-      <w:pPr>
-        <w:spacing w:before="120" w:after="120"/>
-      </w:pPr>
-      <w:r>
-        <w:t xml:space="preserve">3. City : </w:t>
-      </w:r>
-      <w:proofErr w:type="spellStart"/>
-      <w:r>
-        <w:t>string</w:t>
-      </w:r>
-      <w:proofErr w:type="spellEnd"/>
-      <w:r>
-        <w:t xml:space="preserve"> Città a cui appartiene l’aeroporto</w:t>
-      </w:r>
-    </w:p>
-    <w:p>
-      <w:pPr>
-        <w:spacing w:before="240" w:after="240"/>
-      </w:pPr>
-      <w:r>
-        <w:t xml:space="preserve"> </w:t>
-      </w:r>
-    </w:p>
-    <w:p>
-      <w:pPr>
-        <w:spacing w:before="240" w:after="240"/>
-      </w:pPr>
-      <w:r>
-        <w:t xml:space="preserve">· </w:t>
-      </w:r>
-      <w:proofErr w:type="spellStart"/>
-      <w:r>
-        <w:rPr>
-          <w:b/>
-        </w:rPr>
-        <w:t>Tickets</w:t>
-      </w:r>
-      <w:proofErr w:type="spellEnd"/>
-      <w:r>
-        <w:rPr>
-          <w:b/>
-        </w:rPr>
-        <w:t xml:space="preserve"> </w:t>
-      </w:r>
-      <w:r>
-        <w:t xml:space="preserve">Contiene i biglietti </w:t>
-      </w:r>
-      <w:r>
-        <w:t>che le</w:t>
-      </w:r>
-      <w:r>
-        <w:t xml:space="preserve"> compagnie aeree</w:t>
-      </w:r>
-      <w:r>
-        <w:t xml:space="preserve"> rendono disponibili alla vendita</w:t>
-      </w:r>
-      <w:r>
-        <w:t xml:space="preserve"> e acquistati dai passeggeri</w:t>
-      </w:r>
-    </w:p>
-    <w:p>
-      <w:pPr>
-        <w:spacing w:before="240" w:after="240"/>
-      </w:pPr>
-      <w:r>
-        <w:t>Le informazioni contenute al suo interno sono</w:t>
-      </w:r>
-      <w:r>
-        <w:t>:</w:t>
-      </w:r>
-    </w:p>
-    <w:p>
-      <w:pPr>
-        <w:spacing w:before="120" w:after="120"/>
-      </w:pPr>
-      <w:r>
-        <w:t xml:space="preserve">1. _code : </w:t>
-      </w:r>
-      <w:proofErr w:type="spellStart"/>
-      <w:r>
-        <w:t>string</w:t>
-      </w:r>
-      <w:proofErr w:type="spellEnd"/>
-      <w:r>
-        <w:t xml:space="preserve"> (univoco)</w:t>
-      </w:r>
-    </w:p>
-    <w:p>
-      <w:pPr>
-        <w:spacing w:before="120" w:after="120"/>
-      </w:pPr>
-      <w:r>
-        <w:t xml:space="preserve">2. User : </w:t>
-      </w:r>
-      <w:proofErr w:type="spellStart"/>
-      <w:r>
-        <w:t>ObjectId</w:t>
-      </w:r>
-      <w:proofErr w:type="spellEnd"/>
-      <w:r>
-        <w:t xml:space="preserve">. Permette il </w:t>
-      </w:r>
-      <w:r>
-        <w:t>collegamento con l’utente; si rivelerà utile al momento</w:t>
-      </w:r>
-      <w:r>
-        <w:t xml:space="preserve"> in cui il biglietto viene acquistato</w:t>
-      </w:r>
-      <w:r>
-        <w:t>.</w:t>
-      </w:r>
-    </w:p>
-    <w:p>
-      <w:pPr>
-        <w:spacing w:before="120" w:after="120"/>
-      </w:pPr>
-      <w:r>
-        <w:t xml:space="preserve">3. Seat : </w:t>
-      </w:r>
-      <w:proofErr w:type="spellStart"/>
-      <w:r>
-        <w:t>string</w:t>
-      </w:r>
-      <w:proofErr w:type="spellEnd"/>
-      <w:r>
-        <w:t xml:space="preserve">. </w:t>
-      </w:r>
-      <w:r>
-        <w:t xml:space="preserve"> Indica il posto assegnato a quel biglietto</w:t>
-      </w:r>
-    </w:p>
-    <w:p>
-      <w:pPr>
-        <w:spacing w:before="120" w:after="120"/>
-      </w:pPr>
-      <w:r>
-        <w:lastRenderedPageBreak/>
-        <w:t xml:space="preserve">4. Flight :  </w:t>
-      </w:r>
-      <w:proofErr w:type="spellStart"/>
-      <w:r>
-        <w:t>string</w:t>
-      </w:r>
-      <w:proofErr w:type="spellEnd"/>
-      <w:r>
-        <w:t xml:space="preserve">. </w:t>
-      </w:r>
-      <w:r>
-        <w:t xml:space="preserve"> </w:t>
-      </w:r>
-      <w:r>
-        <w:t xml:space="preserve">Si riferisce </w:t>
-      </w:r>
-      <w:proofErr w:type="spellStart"/>
-      <w:r>
-        <w:t>al</w:t>
-      </w:r>
-      <w:r>
-        <w:t>l</w:t>
-      </w:r>
-      <w:proofErr w:type="spellEnd"/>
-      <w:r>
-        <w:t xml:space="preserve"> codice del volo a cui è assegnato il biglietto</w:t>
-      </w:r>
-    </w:p>
-    <w:p>
-      <w:pPr>
-        <w:spacing w:before="120" w:after="120"/>
-      </w:pPr>
-      <w:r>
-        <w:t xml:space="preserve">5. Price : </w:t>
-      </w:r>
-      <w:proofErr w:type="spellStart"/>
-      <w:r>
-        <w:t>number</w:t>
-      </w:r>
-      <w:proofErr w:type="spellEnd"/>
-      <w:r>
-        <w:t xml:space="preserve">. </w:t>
-      </w:r>
-      <w:r>
-        <w:t xml:space="preserve"> </w:t>
-      </w:r>
-      <w:r>
-        <w:t xml:space="preserve">Corrisponde </w:t>
-      </w:r>
-      <w:proofErr w:type="spellStart"/>
-      <w:r>
-        <w:t>al</w:t>
-      </w:r>
-      <w:r>
-        <w:t>l</w:t>
-      </w:r>
-      <w:proofErr w:type="spellEnd"/>
-      <w:r>
-        <w:t xml:space="preserve"> prezzo del biglietto</w:t>
-      </w:r>
-    </w:p>
-    <w:p>
-      <w:pPr>
-        <w:spacing w:before="120" w:after="120"/>
-      </w:pPr>
-      <w:r>
-        <w:t xml:space="preserve">6. </w:t>
-      </w:r>
-      <w:proofErr w:type="spellStart"/>
-      <w:r>
-        <w:t>numBag</w:t>
-      </w:r>
-      <w:proofErr w:type="spellEnd"/>
-      <w:r>
-        <w:t xml:space="preserve"> : </w:t>
-      </w:r>
-      <w:proofErr w:type="spellStart"/>
-      <w:r>
-        <w:t>number</w:t>
-      </w:r>
-      <w:proofErr w:type="spellEnd"/>
-      <w:r>
-        <w:t xml:space="preserve">. </w:t>
-      </w:r>
-      <w:r>
-        <w:t xml:space="preserve"> Indica il numero dei bagagli</w:t>
-      </w:r>
-    </w:p>
-    <w:p>
-      <w:pPr>
-        <w:spacing w:before="240" w:after="240"/>
-      </w:pPr>
-      <w:r>
-        <w:t xml:space="preserve"> </w:t>
-      </w:r>
-    </w:p>
-    <w:p>
-      <w:pPr>
-        <w:spacing w:before="240" w:after="240"/>
-      </w:pPr>
-      <w:r>
-        <w:t xml:space="preserve">· </w:t>
-      </w:r>
-      <w:proofErr w:type="spellStart"/>
-      <w:r>
-        <w:rPr>
-          <w:b/>
-        </w:rPr>
-        <w:t>Routes</w:t>
-      </w:r>
-      <w:proofErr w:type="spellEnd"/>
-      <w:r>
-        <w:rPr>
-          <w:b/>
-        </w:rPr>
-        <w:t xml:space="preserve"> </w:t>
-      </w:r>
-      <w:r>
-        <w:t>Contengono tutte le rotte previste per i voli.</w:t>
-      </w:r>
-    </w:p>
-    <w:p>
-      <w:pPr>
-        <w:spacing w:before="240" w:after="240"/>
-      </w:pPr>
-      <w:r>
-        <w:t>I suoi campi sono:</w:t>
-      </w:r>
-    </w:p>
-    <w:p>
-      <w:pPr>
-        <w:spacing w:before="120" w:after="120"/>
-      </w:pPr>
-      <w:r>
-        <w:t xml:space="preserve">1. _id : </w:t>
-      </w:r>
-      <w:proofErr w:type="spellStart"/>
-      <w:r>
-        <w:t>ObjectId</w:t>
-      </w:r>
-      <w:proofErr w:type="spellEnd"/>
-      <w:r>
-        <w:t xml:space="preserve"> (univoco)</w:t>
-      </w:r>
-      <w:r>
-        <w:t xml:space="preserve">. </w:t>
-      </w:r>
-      <w:r>
-        <w:t xml:space="preserve"> Identifica la rotta specifica</w:t>
-      </w:r>
-    </w:p>
-    <w:p>
-      <w:pPr>
-        <w:spacing w:before="120" w:after="120"/>
-      </w:pPr>
-      <w:r>
-        <w:t xml:space="preserve">2. </w:t>
-      </w:r>
-      <w:proofErr w:type="spellStart"/>
-      <w:r>
-        <w:t>Destination</w:t>
-      </w:r>
-      <w:proofErr w:type="spellEnd"/>
-      <w:r>
-        <w:t xml:space="preserve"> : </w:t>
-      </w:r>
-      <w:proofErr w:type="spellStart"/>
-      <w:r>
-        <w:t>string</w:t>
-      </w:r>
-      <w:proofErr w:type="spellEnd"/>
-      <w:r>
-        <w:t xml:space="preserve">. </w:t>
-      </w:r>
-      <w:r>
-        <w:t xml:space="preserve"> Indica la destinazione</w:t>
-      </w:r>
-    </w:p>
-    <w:p>
-      <w:pPr>
-        <w:spacing w:before="120" w:after="120"/>
-      </w:pPr>
-      <w:r>
-        <w:t xml:space="preserve">3. </w:t>
-      </w:r>
-      <w:proofErr w:type="spellStart"/>
-      <w:r>
-        <w:t>Departure</w:t>
-      </w:r>
-      <w:proofErr w:type="spellEnd"/>
-      <w:r>
-        <w:t xml:space="preserve"> : </w:t>
-      </w:r>
-      <w:proofErr w:type="spellStart"/>
-      <w:r>
-        <w:t>string</w:t>
-      </w:r>
-      <w:proofErr w:type="spellEnd"/>
-      <w:r>
-        <w:t xml:space="preserve">. </w:t>
-      </w:r>
-      <w:r>
-        <w:t xml:space="preserve"> Indica la partenza</w:t>
-      </w:r>
-    </w:p>
-    <w:p>
-      <w:pPr>
-        <w:spacing w:before="120" w:after="120"/>
-      </w:pPr>
-      <w:r>
-        <w:t xml:space="preserve">4. </w:t>
-      </w:r>
-      <w:proofErr w:type="spellStart"/>
-      <w:r>
-        <w:t>LayoverFuel</w:t>
-      </w:r>
-      <w:proofErr w:type="spellEnd"/>
-      <w:r>
-        <w:t xml:space="preserve"> : </w:t>
-      </w:r>
-      <w:proofErr w:type="spellStart"/>
-      <w:r>
-        <w:t>string</w:t>
-      </w:r>
-      <w:proofErr w:type="spellEnd"/>
-      <w:r>
-        <w:t xml:space="preserve"> [ ]</w:t>
-      </w:r>
-      <w:r>
-        <w:t xml:space="preserve">. </w:t>
-      </w:r>
-      <w:r>
-        <w:t xml:space="preserve"> </w:t>
-      </w:r>
-      <w:r>
-        <w:t xml:space="preserve">Si riferisce ai possibili aeroporti in cui viene eseguito uno scalo durante il tragitto selezionato </w:t>
-      </w:r>
-    </w:p>
-    <w:p>
-      <w:pPr>
-        <w:spacing w:before="240" w:after="240"/>
-      </w:pPr>
-      <w:r>
-        <w:t xml:space="preserve">· </w:t>
-      </w:r>
-      <w:proofErr w:type="spellStart"/>
-      <w:r>
-        <w:rPr>
-          <w:b/>
-        </w:rPr>
-        <w:t>Flights</w:t>
-      </w:r>
-      <w:proofErr w:type="spellEnd"/>
-      <w:r>
-        <w:rPr>
-          <w:b/>
-        </w:rPr>
-        <w:t xml:space="preserve"> </w:t>
-      </w:r>
-      <w:r>
-        <w:t>Al suo interno sono presenti</w:t>
-      </w:r>
-      <w:r>
-        <w:t xml:space="preserve"> tutti i voli decisi dalle varie compagnie aeree</w:t>
-      </w:r>
-    </w:p>
-    <w:p>
-      <w:pPr>
-        <w:spacing w:before="240" w:after="240"/>
-      </w:pPr>
-      <w:r>
-        <w:t>Le informazioni sono</w:t>
-      </w:r>
-      <w:r>
-        <w:t>:</w:t>
-      </w:r>
-    </w:p>
-    <w:p>
-      <w:pPr>
-        <w:spacing w:before="120" w:after="120"/>
-      </w:pPr>
-      <w:r>
-        <w:t>1. _</w:t>
-      </w:r>
-      <w:proofErr w:type="spellStart"/>
-      <w:r>
-        <w:t>flightCode</w:t>
-      </w:r>
-      <w:proofErr w:type="spellEnd"/>
-      <w:r>
-        <w:t xml:space="preserve"> : </w:t>
-      </w:r>
-      <w:proofErr w:type="spellStart"/>
-      <w:r>
-        <w:t>string</w:t>
-      </w:r>
-      <w:proofErr w:type="spellEnd"/>
-      <w:r>
-        <w:t xml:space="preserve"> (univoco)</w:t>
-      </w:r>
-      <w:r>
-        <w:t xml:space="preserve">. </w:t>
-      </w:r>
-      <w:r>
-        <w:t xml:space="preserve"> Indica il codice del volo, solitamente identificati con la </w:t>
-      </w:r>
-      <w:proofErr w:type="spellStart"/>
-      <w:r>
-        <w:t>signature</w:t>
-      </w:r>
-      <w:proofErr w:type="spellEnd"/>
-      <w:r>
-        <w:t xml:space="preserve"> della compagnia aerea e una sequenza di uno o quattro numeri.</w:t>
-      </w:r>
-    </w:p>
-    <w:p>
-      <w:pPr>
-        <w:spacing w:before="120" w:after="120"/>
-      </w:pPr>
-      <w:r>
-        <w:t xml:space="preserve">2. </w:t>
-      </w:r>
-      <w:proofErr w:type="spellStart"/>
-      <w:r>
-        <w:t>dataOra</w:t>
-      </w:r>
-      <w:proofErr w:type="spellEnd"/>
-      <w:r>
-        <w:t xml:space="preserve"> : Date</w:t>
-      </w:r>
-      <w:r>
-        <w:t xml:space="preserve">. </w:t>
-      </w:r>
-      <w:r>
-        <w:t xml:space="preserve"> </w:t>
-      </w:r>
-      <w:r>
-        <w:t>Si riferisce alla</w:t>
-      </w:r>
-      <w:r>
-        <w:t xml:space="preserve"> data e l’ora di partenza del volo secondo lo standard ...</w:t>
-      </w:r>
-    </w:p>
-    <w:p>
-      <w:pPr>
-        <w:spacing w:before="120" w:after="120"/>
-      </w:pPr>
-      <w:r>
-        <w:t xml:space="preserve">3. </w:t>
-      </w:r>
-      <w:proofErr w:type="spellStart"/>
-      <w:r>
-        <w:t>route</w:t>
-      </w:r>
-      <w:proofErr w:type="spellEnd"/>
-      <w:r>
-        <w:t xml:space="preserve"> : </w:t>
-      </w:r>
-      <w:proofErr w:type="spellStart"/>
-      <w:r>
-        <w:t>ObjectId</w:t>
-      </w:r>
-      <w:proofErr w:type="spellEnd"/>
-      <w:r>
-        <w:t xml:space="preserve">. </w:t>
-      </w:r>
-      <w:r>
-        <w:t xml:space="preserve"> </w:t>
-      </w:r>
-      <w:r>
-        <w:t>R</w:t>
-      </w:r>
-      <w:r>
-        <w:t>iferimento alla rotta seguita dal volo</w:t>
-      </w:r>
-    </w:p>
-    <w:p>
-      <w:pPr>
-        <w:spacing w:before="120" w:after="120"/>
-      </w:pPr>
-      <w:r>
-        <w:t xml:space="preserve">4. </w:t>
-      </w:r>
-      <w:proofErr w:type="spellStart"/>
-      <w:r>
-        <w:t>aircraft</w:t>
-      </w:r>
-      <w:proofErr w:type="spellEnd"/>
-      <w:r>
-        <w:t xml:space="preserve"> : </w:t>
-      </w:r>
-      <w:proofErr w:type="spellStart"/>
-      <w:r>
-        <w:t>string</w:t>
-      </w:r>
-      <w:proofErr w:type="spellEnd"/>
-      <w:r>
-        <w:t xml:space="preserve">. </w:t>
-      </w:r>
-      <w:r>
-        <w:t xml:space="preserve"> </w:t>
-      </w:r>
-      <w:r>
-        <w:t xml:space="preserve">Riferimento </w:t>
-      </w:r>
-      <w:r>
-        <w:t xml:space="preserve"> </w:t>
-      </w:r>
-      <w:r>
-        <w:t>al</w:t>
-      </w:r>
-      <w:r>
-        <w:t>l’identificativo dell’aereo che effettuerà il volo</w:t>
-      </w:r>
-    </w:p>
-    <w:p>
-      <w:pPr>
-        <w:spacing w:before="120" w:after="120"/>
-      </w:pPr>
-      <w:r>
-        <w:t xml:space="preserve">5. </w:t>
-      </w:r>
-      <w:proofErr w:type="spellStart"/>
-      <w:r>
-        <w:t>duration</w:t>
-      </w:r>
-      <w:proofErr w:type="spellEnd"/>
-      <w:r>
-        <w:t xml:space="preserve"> : </w:t>
-      </w:r>
-      <w:proofErr w:type="spellStart"/>
-      <w:r>
-        <w:t>number</w:t>
-      </w:r>
-      <w:proofErr w:type="spellEnd"/>
-      <w:r>
-        <w:t xml:space="preserve">. </w:t>
-      </w:r>
-      <w:r>
-        <w:t>Indica la durata del volo in minuti</w:t>
-      </w:r>
-    </w:p>
-    <w:p>
-      <w:pPr>
-        <w:pStyle w:val="Titolo7"/>
-        <w:rPr>
-          <w:u w:val="single"/>
-        </w:rPr>
-      </w:pPr>
-      <w:r>
-        <w:rPr>
-          <w:u w:val="single"/>
-        </w:rPr>
-        <w:t xml:space="preserve"> </w:t>
-      </w:r>
-    </w:p>
-    <w:p>
-      <w:pPr>
-        <w:pStyle w:val="Titolo7"/>
-        <w:rPr>
-          <w:u w:val="single"/>
-        </w:rPr>
-      </w:pPr>
-      <w:r>
-        <w:rPr>
-          <w:u w:val="single"/>
-        </w:rPr>
         <w:t>REST API:</w:t>
       </w:r>
     </w:p>
@@ -2090,9 +2160,9 @@
           <w:lang w:val="it-IT"/>
         </w:rPr>
         <w:drawing>
-          <wp:inline distT="0" distB="0" distL="0" distR="0" wp14:anchorId="3F969143" wp14:editId="0E4F7D2D">
-            <wp:extent cx="2838450" cy="3124200"/>
-            <wp:effectExtent l="0" t="0" r="0" b="0"/>
+          <wp:inline distT="0" distB="0" distL="0" distR="0" wp14:anchorId="391F9671" wp14:editId="51624E96">
+            <wp:extent cx="1550504" cy="2949934"/>
+            <wp:effectExtent l="0" t="0" r="0" b="3175"/>
             <wp:docPr id="1" name="image8.png"/>
             <wp:cNvGraphicFramePr/>
             <a:graphic xmlns:a="http://schemas.openxmlformats.org/drawingml/2006/main">
@@ -2103,20 +2173,20 @@
                     <pic:cNvPicPr preferRelativeResize="0"/>
                   </pic:nvPicPr>
                   <pic:blipFill rotWithShape="1">
-                    <a:blip r:embed="rId6">
+                    <a:blip r:embed="rId8">
                       <a:extLst>
                         <a:ext uri="{28A0092B-C50C-407E-A947-70E740481C1C}">
                           <a14:useLocalDpi xmlns:a14="http://schemas.microsoft.com/office/drawing/2010/main" val="0"/>
                         </a:ext>
                       </a:extLst>
                     </a:blip>
-                    <a:srcRect l="-1" t="8123" r="50499"/>
+                    <a:srcRect l="4852" t="8123" r="68109"/>
                     <a:stretch/>
                   </pic:blipFill>
                   <pic:spPr bwMode="auto">
                     <a:xfrm>
                       <a:off x="0" y="0"/>
-                      <a:ext cx="2838450" cy="3124200"/>
+                      <a:ext cx="1550413" cy="2949761"/>
                     </a:xfrm>
                     <a:prstGeom prst="rect">
                       <a:avLst/>
@@ -2148,7 +2218,6 @@
         <w:rPr>
           <w:b/>
         </w:rPr>
-        <w:lastRenderedPageBreak/>
         <w:t>· /login</w:t>
       </w:r>
     </w:p>
@@ -2249,7 +2318,7 @@
                     <pic:cNvPicPr preferRelativeResize="0"/>
                   </pic:nvPicPr>
                   <pic:blipFill rotWithShape="1">
-                    <a:blip r:embed="rId7"/>
+                    <a:blip r:embed="rId9"/>
                     <a:srcRect t="9762" r="2492"/>
                     <a:stretch/>
                   </pic:blipFill>
@@ -2285,14 +2354,25 @@
     <w:p>
       <w:pPr>
         <w:spacing w:before="240" w:after="240"/>
-        <w:rPr>
-          <w:b/>
-        </w:rPr>
-      </w:pPr>
-      <w:r>
-        <w:rPr>
-          <w:b/>
-        </w:rPr>
+      </w:pPr>
+    </w:p>
+    <w:p>
+      <w:pPr>
+        <w:spacing w:before="240" w:after="240"/>
+      </w:pPr>
+    </w:p>
+    <w:p>
+      <w:pPr>
+        <w:spacing w:before="240" w:after="240"/>
+        <w:rPr>
+          <w:b/>
+        </w:rPr>
+      </w:pPr>
+      <w:r>
+        <w:rPr>
+          <w:b/>
+        </w:rPr>
+        <w:lastRenderedPageBreak/>
         <w:t>· /</w:t>
       </w:r>
       <w:proofErr w:type="spellStart"/>
@@ -2592,7 +2672,6 @@
           <w:noProof/>
           <w:lang w:val="it-IT"/>
         </w:rPr>
-        <w:lastRenderedPageBreak/>
         <w:drawing>
           <wp:inline distT="0" distB="0" distL="0" distR="0" wp14:anchorId="4BA1A45F" wp14:editId="0A5135AE">
             <wp:extent cx="4152900" cy="2560320"/>
@@ -2611,7 +2690,7 @@
                     </pic:cNvPicPr>
                   </pic:nvPicPr>
                   <pic:blipFill rotWithShape="1">
-                    <a:blip r:embed="rId8" cstate="print">
+                    <a:blip r:embed="rId10" cstate="print">
                       <a:extLst>
                         <a:ext uri="{28A0092B-C50C-407E-A947-70E740481C1C}">
                           <a14:useLocalDpi xmlns:a14="http://schemas.microsoft.com/office/drawing/2010/main" val="0"/>
@@ -2763,6 +2842,7 @@
         <w:rPr>
           <w:b/>
         </w:rPr>
+        <w:lastRenderedPageBreak/>
         <w:t>· /</w:t>
       </w:r>
       <w:proofErr w:type="spellStart"/>
@@ -2974,30 +3054,14 @@
     <w:p>
       <w:pPr>
         <w:spacing w:before="240" w:after="240"/>
-      </w:pPr>
-    </w:p>
-    <w:p>
-      <w:pPr>
-        <w:spacing w:before="240" w:after="240"/>
-      </w:pPr>
-    </w:p>
-    <w:p>
-      <w:pPr>
-        <w:spacing w:before="240" w:after="240"/>
-      </w:pPr>
-    </w:p>
-    <w:p>
-      <w:pPr>
-        <w:spacing w:before="240" w:after="240"/>
-        <w:rPr>
-          <w:b/>
-        </w:rPr>
-      </w:pPr>
-      <w:r>
-        <w:rPr>
-          <w:b/>
-        </w:rPr>
-        <w:lastRenderedPageBreak/>
+        <w:rPr>
+          <w:b/>
+        </w:rPr>
+      </w:pPr>
+      <w:r>
+        <w:rPr>
+          <w:b/>
+        </w:rPr>
         <w:t>· /</w:t>
       </w:r>
       <w:proofErr w:type="spellStart"/>
@@ -3238,7 +3302,7 @@
                     </pic:cNvPicPr>
                   </pic:nvPicPr>
                   <pic:blipFill rotWithShape="1">
-                    <a:blip r:embed="rId9" cstate="print">
+                    <a:blip r:embed="rId11" cstate="print">
                       <a:extLst>
                         <a:ext uri="{28A0092B-C50C-407E-A947-70E740481C1C}">
                           <a14:useLocalDpi xmlns:a14="http://schemas.microsoft.com/office/drawing/2010/main" val="0"/>
@@ -3472,7 +3536,6 @@
           <w:noProof/>
           <w:lang w:val="it-IT"/>
         </w:rPr>
-        <w:lastRenderedPageBreak/>
         <w:drawing>
           <wp:inline distT="0" distB="0" distL="0" distR="0" wp14:anchorId="4D27EA03" wp14:editId="49D0835B">
             <wp:extent cx="4808030" cy="2148840"/>
@@ -3491,7 +3554,7 @@
                     </pic:cNvPicPr>
                   </pic:nvPicPr>
                   <pic:blipFill rotWithShape="1">
-                    <a:blip r:embed="rId10">
+                    <a:blip r:embed="rId12">
                       <a:extLst>
                         <a:ext uri="{28A0092B-C50C-407E-A947-70E740481C1C}">
                           <a14:useLocalDpi xmlns:a14="http://schemas.microsoft.com/office/drawing/2010/main" val="0"/>
@@ -3569,7 +3632,7 @@
                     </pic:cNvPicPr>
                   </pic:nvPicPr>
                   <pic:blipFill rotWithShape="1">
-                    <a:blip r:embed="rId11" cstate="print">
+                    <a:blip r:embed="rId13" cstate="print">
                       <a:extLst>
                         <a:ext uri="{28A0092B-C50C-407E-A947-70E740481C1C}">
                           <a14:useLocalDpi xmlns:a14="http://schemas.microsoft.com/office/drawing/2010/main" val="0"/>
@@ -3609,14 +3672,25 @@
     <w:p>
       <w:pPr>
         <w:spacing w:before="240" w:after="240"/>
-        <w:rPr>
-          <w:b/>
-        </w:rPr>
-      </w:pPr>
-      <w:r>
-        <w:rPr>
-          <w:b/>
-        </w:rPr>
+      </w:pPr>
+    </w:p>
+    <w:p>
+      <w:pPr>
+        <w:spacing w:before="240" w:after="240"/>
+      </w:pPr>
+    </w:p>
+    <w:p>
+      <w:pPr>
+        <w:spacing w:before="240" w:after="240"/>
+        <w:rPr>
+          <w:b/>
+        </w:rPr>
+      </w:pPr>
+      <w:r>
+        <w:rPr>
+          <w:b/>
+        </w:rPr>
+        <w:lastRenderedPageBreak/>
         <w:t>· /</w:t>
       </w:r>
       <w:proofErr w:type="spellStart"/>
@@ -3704,45 +3778,14 @@
     <w:p>
       <w:pPr>
         <w:spacing w:before="240" w:after="240"/>
-      </w:pPr>
-    </w:p>
-    <w:p>
-      <w:pPr>
-        <w:spacing w:before="240" w:after="240"/>
-      </w:pPr>
-    </w:p>
-    <w:p>
-      <w:pPr>
-        <w:spacing w:before="240" w:after="240"/>
-      </w:pPr>
-    </w:p>
-    <w:p>
-      <w:pPr>
-        <w:spacing w:before="240" w:after="240"/>
-      </w:pPr>
-    </w:p>
-    <w:p>
-      <w:pPr>
-        <w:spacing w:before="240" w:after="240"/>
-      </w:pPr>
-    </w:p>
-    <w:p>
-      <w:pPr>
-        <w:spacing w:before="240" w:after="240"/>
-      </w:pPr>
-    </w:p>
-    <w:p>
-      <w:pPr>
-        <w:spacing w:before="240" w:after="240"/>
-        <w:rPr>
-          <w:b/>
-        </w:rPr>
-      </w:pPr>
-      <w:r>
-        <w:rPr>
-          <w:b/>
-        </w:rPr>
-        <w:lastRenderedPageBreak/>
+        <w:rPr>
+          <w:b/>
+        </w:rPr>
+      </w:pPr>
+      <w:r>
+        <w:rPr>
+          <w:b/>
+        </w:rPr>
         <w:t>· /</w:t>
       </w:r>
       <w:proofErr w:type="spellStart"/>
@@ -3789,7 +3832,7 @@
                     </pic:cNvPicPr>
                   </pic:nvPicPr>
                   <pic:blipFill rotWithShape="1">
-                    <a:blip r:embed="rId12" cstate="print">
+                    <a:blip r:embed="rId14" cstate="print">
                       <a:extLst>
                         <a:ext uri="{28A0092B-C50C-407E-A947-70E740481C1C}">
                           <a14:useLocalDpi xmlns:a14="http://schemas.microsoft.com/office/drawing/2010/main" val="0"/>
@@ -4067,6 +4110,7 @@
         <w:spacing w:before="240" w:after="240"/>
       </w:pPr>
       <w:r>
+        <w:lastRenderedPageBreak/>
         <w:t xml:space="preserve">Nel secondo caso, invece, il </w:t>
       </w:r>
       <w:r>
@@ -4085,33 +4129,14 @@
     <w:p>
       <w:pPr>
         <w:spacing w:before="240" w:after="240"/>
-      </w:pPr>
-      <w:r>
-        <w:t xml:space="preserve"> </w:t>
-      </w:r>
-    </w:p>
-    <w:p>
-      <w:pPr>
-        <w:spacing w:before="240" w:after="240"/>
-      </w:pPr>
-    </w:p>
-    <w:p>
-      <w:pPr>
-        <w:spacing w:before="240" w:after="240"/>
-      </w:pPr>
-    </w:p>
-    <w:p>
-      <w:pPr>
-        <w:spacing w:before="240" w:after="240"/>
-        <w:rPr>
-          <w:b/>
-        </w:rPr>
-      </w:pPr>
-      <w:r>
-        <w:rPr>
-          <w:b/>
-        </w:rPr>
-        <w:lastRenderedPageBreak/>
+        <w:rPr>
+          <w:b/>
+        </w:rPr>
+      </w:pPr>
+      <w:r>
+        <w:rPr>
+          <w:b/>
+        </w:rPr>
         <w:t>· /</w:t>
       </w:r>
       <w:proofErr w:type="spellStart"/>
@@ -4455,7 +4480,6 @@
         <w:rPr>
           <w:b/>
         </w:rPr>
-        <w:lastRenderedPageBreak/>
         <w:t>· /</w:t>
       </w:r>
       <w:proofErr w:type="spellStart"/>
@@ -4546,7 +4570,7 @@
                     </pic:cNvPicPr>
                   </pic:nvPicPr>
                   <pic:blipFill>
-                    <a:blip r:embed="rId13" cstate="print">
+                    <a:blip r:embed="rId15" cstate="print">
                       <a:extLst>
                         <a:ext uri="{28A0092B-C50C-407E-A947-70E740481C1C}">
                           <a14:useLocalDpi xmlns:a14="http://schemas.microsoft.com/office/drawing/2010/main" val="0"/>
@@ -4613,7 +4637,7 @@
                     </pic:cNvPicPr>
                   </pic:nvPicPr>
                   <pic:blipFill rotWithShape="1">
-                    <a:blip r:embed="rId14">
+                    <a:blip r:embed="rId16">
                       <a:extLst>
                         <a:ext uri="{28A0092B-C50C-407E-A947-70E740481C1C}">
                           <a14:useLocalDpi xmlns:a14="http://schemas.microsoft.com/office/drawing/2010/main" val="0"/>
@@ -4681,7 +4705,7 @@
                     </pic:cNvPicPr>
                   </pic:nvPicPr>
                   <pic:blipFill>
-                    <a:blip r:embed="rId15">
+                    <a:blip r:embed="rId17">
                       <a:extLst>
                         <a:ext uri="{28A0092B-C50C-407E-A947-70E740481C1C}">
                           <a14:useLocalDpi xmlns:a14="http://schemas.microsoft.com/office/drawing/2010/main" val="0"/>
@@ -4713,48 +4737,41 @@
         </w:drawing>
       </w:r>
     </w:p>
+    <w:p/>
+    <w:p>
+      <w:pPr>
+        <w:rPr>
+          <w:rFonts w:asciiTheme="majorHAnsi" w:eastAsiaTheme="majorEastAsia" w:hAnsiTheme="majorHAnsi" w:cstheme="majorBidi"/>
+          <w:b/>
+          <w:i/>
+          <w:iCs/>
+          <w:color w:val="404040" w:themeColor="text1" w:themeTint="BF"/>
+          <w:sz w:val="24"/>
+          <w:u w:val="single"/>
+        </w:rPr>
+      </w:pPr>
+      <w:r>
+        <w:rPr>
+          <w:b/>
+          <w:sz w:val="24"/>
+          <w:u w:val="single"/>
+        </w:rPr>
+        <w:br w:type="page"/>
+      </w:r>
+    </w:p>
     <w:p>
       <w:pPr>
         <w:pStyle w:val="Titolo7"/>
         <w:rPr>
+          <w:b/>
+          <w:sz w:val="24"/>
           <w:u w:val="single"/>
         </w:rPr>
       </w:pPr>
-    </w:p>
-    <w:p>
-      <w:pPr>
-        <w:pStyle w:val="Titolo7"/>
-        <w:rPr>
-          <w:u w:val="single"/>
-        </w:rPr>
-      </w:pPr>
-    </w:p>
-    <w:p>
-      <w:pPr>
-        <w:pStyle w:val="Titolo7"/>
-        <w:rPr>
-          <w:u w:val="single"/>
-        </w:rPr>
-      </w:pPr>
-    </w:p>
-    <w:p>
-      <w:pPr>
-        <w:pStyle w:val="Titolo7"/>
-        <w:rPr>
-          <w:u w:val="single"/>
-        </w:rPr>
-      </w:pPr>
-    </w:p>
-    <w:p/>
-    <w:p>
-      <w:pPr>
-        <w:pStyle w:val="Titolo7"/>
-        <w:rPr>
-          <w:u w:val="single"/>
-        </w:rPr>
-      </w:pPr>
-      <w:r>
-        <w:rPr>
+      <w:r>
+        <w:rPr>
+          <w:b/>
+          <w:sz w:val="24"/>
           <w:u w:val="single"/>
         </w:rPr>
         <w:lastRenderedPageBreak/>
@@ -5286,7 +5303,7 @@
                     <pic:cNvPicPr preferRelativeResize="0"/>
                   </pic:nvPicPr>
                   <pic:blipFill>
-                    <a:blip r:embed="rId16"/>
+                    <a:blip r:embed="rId18"/>
                     <a:srcRect/>
                     <a:stretch>
                       <a:fillRect/>
@@ -5333,7 +5350,7 @@
                     <pic:cNvPicPr preferRelativeResize="0"/>
                   </pic:nvPicPr>
                   <pic:blipFill>
-                    <a:blip r:embed="rId17"/>
+                    <a:blip r:embed="rId19"/>
                     <a:srcRect/>
                     <a:stretch>
                       <a:fillRect/>
@@ -5538,7 +5555,7 @@
                     <pic:cNvPicPr preferRelativeResize="0"/>
                   </pic:nvPicPr>
                   <pic:blipFill>
-                    <a:blip r:embed="rId18"/>
+                    <a:blip r:embed="rId20"/>
                     <a:srcRect/>
                     <a:stretch>
                       <a:fillRect/>
@@ -5613,10 +5630,12 @@
       <w:pPr>
         <w:spacing w:before="240" w:after="240"/>
       </w:pPr>
+      <w:bookmarkStart w:id="0" w:name="_GoBack"/>
       <w:r>
         <w:t>§ Aggiungere, modificare ed eliminare velivoli;</w:t>
       </w:r>
     </w:p>
+    <w:bookmarkEnd w:id="0"/>
     <w:p>
       <w:pPr>
         <w:spacing w:before="240" w:after="240"/>
@@ -5630,7 +5649,21 @@
         <w:spacing w:before="240" w:after="240"/>
       </w:pPr>
       <w:r>
-        <w:t>§ Aggiungere, modificare ed eliminare biglietti acquistabili;</w:t>
+        <w:t>§ Aggiungere, modificare ed eliminare biglietti acquistabili</w:t>
+      </w:r>
+      <w:r>
+        <w:t xml:space="preserve">, </w:t>
+      </w:r>
+      <w:proofErr w:type="spellStart"/>
+      <w:r>
+        <w:t>necesario</w:t>
+      </w:r>
+      <w:proofErr w:type="spellEnd"/>
+      <w:r>
+        <w:t xml:space="preserve"> creare uno per ogni posto dell’aeromobile</w:t>
+      </w:r>
+      <w:r>
+        <w:t>;</w:t>
       </w:r>
     </w:p>
     <w:p>
@@ -5660,114 +5693,6 @@
             <wp:extent cx="3406140" cy="3867510"/>
             <wp:effectExtent l="0" t="0" r="3810" b="0"/>
             <wp:docPr id="11" name="Immagine 11"/>
-            <wp:cNvGraphicFramePr>
-              <a:graphicFrameLocks xmlns:a="http://schemas.openxmlformats.org/drawingml/2006/main" noChangeAspect="1"/>
-            </wp:cNvGraphicFramePr>
-            <a:graphic xmlns:a="http://schemas.openxmlformats.org/drawingml/2006/main">
-              <a:graphicData uri="http://schemas.openxmlformats.org/drawingml/2006/picture">
-                <pic:pic xmlns:pic="http://schemas.openxmlformats.org/drawingml/2006/picture">
-                  <pic:nvPicPr>
-                    <pic:cNvPr id="0" name=""/>
-                    <pic:cNvPicPr/>
-                  </pic:nvPicPr>
-                  <pic:blipFill>
-                    <a:blip r:embed="rId19"/>
-                    <a:stretch>
-                      <a:fillRect/>
-                    </a:stretch>
-                  </pic:blipFill>
-                  <pic:spPr>
-                    <a:xfrm>
-                      <a:off x="0" y="0"/>
-                      <a:ext cx="3421286" cy="3884708"/>
-                    </a:xfrm>
-                    <a:prstGeom prst="rect">
-                      <a:avLst/>
-                    </a:prstGeom>
-                  </pic:spPr>
-                </pic:pic>
-              </a:graphicData>
-            </a:graphic>
-          </wp:inline>
-        </w:drawing>
-      </w:r>
-    </w:p>
-    <w:p>
-      <w:pPr>
-        <w:spacing w:before="240" w:after="240"/>
-      </w:pPr>
-    </w:p>
-    <w:p>
-      <w:pPr>
-        <w:spacing w:before="240" w:after="240"/>
-      </w:pPr>
-      <w:r>
-        <w:rPr>
-          <w:noProof/>
-          <w:lang w:val="it-IT"/>
-        </w:rPr>
-        <w:lastRenderedPageBreak/>
-        <w:drawing>
-          <wp:inline distT="0" distB="0" distL="0" distR="0" wp14:anchorId="3992AC9A" wp14:editId="4AF45EB2">
-            <wp:extent cx="5733415" cy="2985135"/>
-            <wp:effectExtent l="0" t="0" r="635" b="5715"/>
-            <wp:docPr id="12" name="Immagine 12"/>
-            <wp:cNvGraphicFramePr>
-              <a:graphicFrameLocks xmlns:a="http://schemas.openxmlformats.org/drawingml/2006/main" noChangeAspect="1"/>
-            </wp:cNvGraphicFramePr>
-            <a:graphic xmlns:a="http://schemas.openxmlformats.org/drawingml/2006/main">
-              <a:graphicData uri="http://schemas.openxmlformats.org/drawingml/2006/picture">
-                <pic:pic xmlns:pic="http://schemas.openxmlformats.org/drawingml/2006/picture">
-                  <pic:nvPicPr>
-                    <pic:cNvPr id="0" name=""/>
-                    <pic:cNvPicPr/>
-                  </pic:nvPicPr>
-                  <pic:blipFill>
-                    <a:blip r:embed="rId20"/>
-                    <a:stretch>
-                      <a:fillRect/>
-                    </a:stretch>
-                  </pic:blipFill>
-                  <pic:spPr>
-                    <a:xfrm>
-                      <a:off x="0" y="0"/>
-                      <a:ext cx="5733415" cy="2985135"/>
-                    </a:xfrm>
-                    <a:prstGeom prst="rect">
-                      <a:avLst/>
-                    </a:prstGeom>
-                  </pic:spPr>
-                </pic:pic>
-              </a:graphicData>
-            </a:graphic>
-          </wp:inline>
-        </w:drawing>
-      </w:r>
-    </w:p>
-    <w:p>
-      <w:pPr>
-        <w:spacing w:before="240" w:after="240"/>
-      </w:pPr>
-    </w:p>
-    <w:p>
-      <w:pPr>
-        <w:spacing w:before="240" w:after="240"/>
-      </w:pPr>
-    </w:p>
-    <w:p>
-      <w:pPr>
-        <w:spacing w:before="240" w:after="240"/>
-      </w:pPr>
-      <w:r>
-        <w:rPr>
-          <w:noProof/>
-          <w:lang w:val="it-IT"/>
-        </w:rPr>
-        <w:drawing>
-          <wp:inline distT="0" distB="0" distL="0" distR="0" wp14:anchorId="1BE1A8D6" wp14:editId="3B16C8DF">
-            <wp:extent cx="5733415" cy="3167380"/>
-            <wp:effectExtent l="0" t="0" r="635" b="0"/>
-            <wp:docPr id="13" name="Immagine 13"/>
             <wp:cNvGraphicFramePr>
               <a:graphicFrameLocks xmlns:a="http://schemas.openxmlformats.org/drawingml/2006/main" noChangeAspect="1"/>
             </wp:cNvGraphicFramePr>
@@ -5787,7 +5712,7 @@
                   <pic:spPr>
                     <a:xfrm>
                       <a:off x="0" y="0"/>
-                      <a:ext cx="5733415" cy="3167380"/>
+                      <a:ext cx="3421286" cy="3884708"/>
                     </a:xfrm>
                     <a:prstGeom prst="rect">
                       <a:avLst/>
@@ -5804,6 +5729,11 @@
       <w:pPr>
         <w:spacing w:before="240" w:after="240"/>
       </w:pPr>
+    </w:p>
+    <w:p>
+      <w:pPr>
+        <w:spacing w:before="240" w:after="240"/>
+      </w:pPr>
       <w:r>
         <w:rPr>
           <w:noProof/>
@@ -5811,10 +5741,10 @@
         </w:rPr>
         <w:lastRenderedPageBreak/>
         <w:drawing>
-          <wp:inline distT="0" distB="0" distL="0" distR="0" wp14:anchorId="7424F683" wp14:editId="45FF1318">
-            <wp:extent cx="4876800" cy="3840298"/>
-            <wp:effectExtent l="0" t="0" r="0" b="8255"/>
-            <wp:docPr id="14" name="Immagine 14"/>
+          <wp:inline distT="0" distB="0" distL="0" distR="0" wp14:anchorId="3992AC9A" wp14:editId="4AF45EB2">
+            <wp:extent cx="5733415" cy="2985135"/>
+            <wp:effectExtent l="0" t="0" r="635" b="5715"/>
+            <wp:docPr id="12" name="Immagine 12"/>
             <wp:cNvGraphicFramePr>
               <a:graphicFrameLocks xmlns:a="http://schemas.openxmlformats.org/drawingml/2006/main" noChangeAspect="1"/>
             </wp:cNvGraphicFramePr>
@@ -5834,6 +5764,109 @@
                   <pic:spPr>
                     <a:xfrm>
                       <a:off x="0" y="0"/>
+                      <a:ext cx="5733415" cy="2985135"/>
+                    </a:xfrm>
+                    <a:prstGeom prst="rect">
+                      <a:avLst/>
+                    </a:prstGeom>
+                  </pic:spPr>
+                </pic:pic>
+              </a:graphicData>
+            </a:graphic>
+          </wp:inline>
+        </w:drawing>
+      </w:r>
+    </w:p>
+    <w:p>
+      <w:pPr>
+        <w:spacing w:before="240" w:after="240"/>
+      </w:pPr>
+    </w:p>
+    <w:p>
+      <w:pPr>
+        <w:spacing w:before="240" w:after="240"/>
+      </w:pPr>
+    </w:p>
+    <w:p>
+      <w:pPr>
+        <w:spacing w:before="240" w:after="240"/>
+      </w:pPr>
+      <w:r>
+        <w:rPr>
+          <w:noProof/>
+          <w:lang w:val="it-IT"/>
+        </w:rPr>
+        <w:drawing>
+          <wp:inline distT="0" distB="0" distL="0" distR="0" wp14:anchorId="1BE1A8D6" wp14:editId="3B16C8DF">
+            <wp:extent cx="5733415" cy="3167380"/>
+            <wp:effectExtent l="0" t="0" r="635" b="0"/>
+            <wp:docPr id="13" name="Immagine 13"/>
+            <wp:cNvGraphicFramePr>
+              <a:graphicFrameLocks xmlns:a="http://schemas.openxmlformats.org/drawingml/2006/main" noChangeAspect="1"/>
+            </wp:cNvGraphicFramePr>
+            <a:graphic xmlns:a="http://schemas.openxmlformats.org/drawingml/2006/main">
+              <a:graphicData uri="http://schemas.openxmlformats.org/drawingml/2006/picture">
+                <pic:pic xmlns:pic="http://schemas.openxmlformats.org/drawingml/2006/picture">
+                  <pic:nvPicPr>
+                    <pic:cNvPr id="0" name=""/>
+                    <pic:cNvPicPr/>
+                  </pic:nvPicPr>
+                  <pic:blipFill>
+                    <a:blip r:embed="rId23"/>
+                    <a:stretch>
+                      <a:fillRect/>
+                    </a:stretch>
+                  </pic:blipFill>
+                  <pic:spPr>
+                    <a:xfrm>
+                      <a:off x="0" y="0"/>
+                      <a:ext cx="5733415" cy="3167380"/>
+                    </a:xfrm>
+                    <a:prstGeom prst="rect">
+                      <a:avLst/>
+                    </a:prstGeom>
+                  </pic:spPr>
+                </pic:pic>
+              </a:graphicData>
+            </a:graphic>
+          </wp:inline>
+        </w:drawing>
+      </w:r>
+    </w:p>
+    <w:p>
+      <w:pPr>
+        <w:spacing w:before="240" w:after="240"/>
+      </w:pPr>
+      <w:r>
+        <w:rPr>
+          <w:noProof/>
+          <w:lang w:val="it-IT"/>
+        </w:rPr>
+        <w:lastRenderedPageBreak/>
+        <w:drawing>
+          <wp:inline distT="0" distB="0" distL="0" distR="0" wp14:anchorId="7424F683" wp14:editId="45FF1318">
+            <wp:extent cx="4876800" cy="3840298"/>
+            <wp:effectExtent l="0" t="0" r="0" b="8255"/>
+            <wp:docPr id="14" name="Immagine 14"/>
+            <wp:cNvGraphicFramePr>
+              <a:graphicFrameLocks xmlns:a="http://schemas.openxmlformats.org/drawingml/2006/main" noChangeAspect="1"/>
+            </wp:cNvGraphicFramePr>
+            <a:graphic xmlns:a="http://schemas.openxmlformats.org/drawingml/2006/main">
+              <a:graphicData uri="http://schemas.openxmlformats.org/drawingml/2006/picture">
+                <pic:pic xmlns:pic="http://schemas.openxmlformats.org/drawingml/2006/picture">
+                  <pic:nvPicPr>
+                    <pic:cNvPr id="0" name=""/>
+                    <pic:cNvPicPr/>
+                  </pic:nvPicPr>
+                  <pic:blipFill>
+                    <a:blip r:embed="rId24"/>
+                    <a:stretch>
+                      <a:fillRect/>
+                    </a:stretch>
+                  </pic:blipFill>
+                  <pic:spPr>
+                    <a:xfrm>
+                      <a:off x="0" y="0"/>
                       <a:ext cx="4903724" cy="3861500"/>
                     </a:xfrm>
                     <a:prstGeom prst="rect">
@@ -5900,7 +5933,7 @@
                     <pic:cNvPicPr preferRelativeResize="0"/>
                   </pic:nvPicPr>
                   <pic:blipFill rotWithShape="1">
-                    <a:blip r:embed="rId23"/>
+                    <a:blip r:embed="rId25"/>
                     <a:srcRect l="5657" r="7982" b="5128"/>
                     <a:stretch/>
                   </pic:blipFill>
@@ -5952,8 +5985,6 @@
       <w:pPr>
         <w:spacing w:before="240" w:after="240"/>
       </w:pPr>
-      <w:bookmarkStart w:id="0" w:name="_GoBack"/>
-      <w:bookmarkEnd w:id="0"/>
     </w:p>
     <w:p>
       <w:pPr>
@@ -5998,7 +6029,7 @@
                     <pic:cNvPicPr preferRelativeResize="0"/>
                   </pic:nvPicPr>
                   <pic:blipFill rotWithShape="1">
-                    <a:blip r:embed="rId24"/>
+                    <a:blip r:embed="rId26"/>
                     <a:srcRect l="5817" r="7097" b="13603"/>
                     <a:stretch/>
                   </pic:blipFill>
@@ -6033,6 +6064,7 @@
     <w:p/>
     <w:p/>
     <w:sectPr>
+      <w:headerReference w:type="default" r:id="rId27"/>
       <w:pgSz w:w="11909" w:h="16834"/>
       <w:pgMar w:top="1440" w:right="1440" w:bottom="1440" w:left="1440" w:header="720" w:footer="720" w:gutter="0"/>
       <w:pgNumType w:start="1"/>
@@ -6040,6 +6072,62 @@
     </w:sectPr>
   </w:body>
 </w:document>
+</file>
+
+<file path=word/endnotes.xml><?xml version="1.0" encoding="utf-8"?>
+<w:endnotes xmlns:wpc="http://schemas.microsoft.com/office/word/2010/wordprocessingCanvas" xmlns:mc="http://schemas.openxmlformats.org/markup-compatibility/2006" xmlns:o="urn:schemas-microsoft-com:office:office" xmlns:r="http://schemas.openxmlformats.org/officeDocument/2006/relationships" xmlns:m="http://schemas.openxmlformats.org/officeDocument/2006/math" xmlns:v="urn:schemas-microsoft-com:vml" xmlns:wp14="http://schemas.microsoft.com/office/word/2010/wordprocessingDrawing" xmlns:wp="http://schemas.openxmlformats.org/drawingml/2006/wordprocessingDrawing" xmlns:w10="urn:schemas-microsoft-com:office:word" xmlns:w="http://schemas.openxmlformats.org/wordprocessingml/2006/main" xmlns:w14="http://schemas.microsoft.com/office/word/2010/wordml" xmlns:wpg="http://schemas.microsoft.com/office/word/2010/wordprocessingGroup" xmlns:wpi="http://schemas.microsoft.com/office/word/2010/wordprocessingInk" xmlns:wne="http://schemas.microsoft.com/office/word/2006/wordml" xmlns:wps="http://schemas.microsoft.com/office/word/2010/wordprocessingShape" mc:Ignorable="w14 wp14">
+  <w:endnote w:type="separator" w:id="-1">
+    <w:p>
+      <w:r>
+        <w:separator/>
+      </w:r>
+    </w:p>
+  </w:endnote>
+  <w:endnote w:type="continuationSeparator" w:id="0">
+    <w:p>
+      <w:r>
+        <w:continuationSeparator/>
+      </w:r>
+    </w:p>
+  </w:endnote>
+</w:endnotes>
+</file>
+
+<file path=word/footnotes.xml><?xml version="1.0" encoding="utf-8"?>
+<w:footnotes xmlns:wpc="http://schemas.microsoft.com/office/word/2010/wordprocessingCanvas" xmlns:mc="http://schemas.openxmlformats.org/markup-compatibility/2006" xmlns:o="urn:schemas-microsoft-com:office:office" xmlns:r="http://schemas.openxmlformats.org/officeDocument/2006/relationships" xmlns:m="http://schemas.openxmlformats.org/officeDocument/2006/math" xmlns:v="urn:schemas-microsoft-com:vml" xmlns:wp14="http://schemas.microsoft.com/office/word/2010/wordprocessingDrawing" xmlns:wp="http://schemas.openxmlformats.org/drawingml/2006/wordprocessingDrawing" xmlns:w10="urn:schemas-microsoft-com:office:word" xmlns:w="http://schemas.openxmlformats.org/wordprocessingml/2006/main" xmlns:w14="http://schemas.microsoft.com/office/word/2010/wordml" xmlns:wpg="http://schemas.microsoft.com/office/word/2010/wordprocessingGroup" xmlns:wpi="http://schemas.microsoft.com/office/word/2010/wordprocessingInk" xmlns:wne="http://schemas.microsoft.com/office/word/2006/wordml" xmlns:wps="http://schemas.microsoft.com/office/word/2010/wordprocessingShape" mc:Ignorable="w14 wp14">
+  <w:footnote w:type="separator" w:id="-1">
+    <w:p>
+      <w:r>
+        <w:separator/>
+      </w:r>
+    </w:p>
+  </w:footnote>
+  <w:footnote w:type="continuationSeparator" w:id="0">
+    <w:p>
+      <w:r>
+        <w:continuationSeparator/>
+      </w:r>
+    </w:p>
+  </w:footnote>
+</w:footnotes>
+</file>
+
+<file path=word/header1.xml><?xml version="1.0" encoding="utf-8"?>
+<w:hdr xmlns:wpc="http://schemas.microsoft.com/office/word/2010/wordprocessingCanvas" xmlns:mc="http://schemas.openxmlformats.org/markup-compatibility/2006" xmlns:o="urn:schemas-microsoft-com:office:office" xmlns:r="http://schemas.openxmlformats.org/officeDocument/2006/relationships" xmlns:m="http://schemas.openxmlformats.org/officeDocument/2006/math" xmlns:v="urn:schemas-microsoft-com:vml" xmlns:wp14="http://schemas.microsoft.com/office/word/2010/wordprocessingDrawing" xmlns:wp="http://schemas.openxmlformats.org/drawingml/2006/wordprocessingDrawing" xmlns:w10="urn:schemas-microsoft-com:office:word" xmlns:w="http://schemas.openxmlformats.org/wordprocessingml/2006/main" xmlns:w14="http://schemas.microsoft.com/office/word/2010/wordml" xmlns:wpg="http://schemas.microsoft.com/office/word/2010/wordprocessingGroup" xmlns:wpi="http://schemas.microsoft.com/office/word/2010/wordprocessingInk" xmlns:wne="http://schemas.microsoft.com/office/word/2006/wordml" xmlns:wps="http://schemas.microsoft.com/office/word/2010/wordprocessingShape" mc:Ignorable="w14 wp14">
+  <w:p>
+    <w:pPr>
+      <w:pStyle w:val="Intestazione"/>
+    </w:pPr>
+    <w:proofErr w:type="spellStart"/>
+    <w:r>
+      <w:t>Titotto</w:t>
+    </w:r>
+    <w:proofErr w:type="spellEnd"/>
+    <w:r>
+      <w:t xml:space="preserve"> Paolo 895227</w:t>
+    </w:r>
+  </w:p>
+</w:hdr>
 </file>
 
 <file path=word/numbering.xml><?xml version="1.0" encoding="utf-8"?>
@@ -6718,6 +6806,48 @@
       <w:contextualSpacing/>
     </w:pPr>
   </w:style>
+  <w:style w:type="paragraph" w:styleId="Intestazione">
+    <w:name w:val="header"/>
+    <w:basedOn w:val="Normale"/>
+    <w:link w:val="IntestazioneCarattere"/>
+    <w:uiPriority w:val="99"/>
+    <w:unhideWhenUsed/>
+    <w:rsid w:val="00D43FAA"/>
+    <w:pPr>
+      <w:tabs>
+        <w:tab w:val="center" w:pos="4819"/>
+        <w:tab w:val="right" w:pos="9638"/>
+      </w:tabs>
+    </w:pPr>
+  </w:style>
+  <w:style w:type="character" w:customStyle="1" w:styleId="IntestazioneCarattere">
+    <w:name w:val="Intestazione Carattere"/>
+    <w:basedOn w:val="Carpredefinitoparagrafo"/>
+    <w:link w:val="Intestazione"/>
+    <w:uiPriority w:val="99"/>
+    <w:rsid w:val="00D43FAA"/>
+  </w:style>
+  <w:style w:type="paragraph" w:styleId="Pidipagina">
+    <w:name w:val="footer"/>
+    <w:basedOn w:val="Normale"/>
+    <w:link w:val="PidipaginaCarattere"/>
+    <w:uiPriority w:val="99"/>
+    <w:unhideWhenUsed/>
+    <w:rsid w:val="00D43FAA"/>
+    <w:pPr>
+      <w:tabs>
+        <w:tab w:val="center" w:pos="4819"/>
+        <w:tab w:val="right" w:pos="9638"/>
+      </w:tabs>
+    </w:pPr>
+  </w:style>
+  <w:style w:type="character" w:customStyle="1" w:styleId="PidipaginaCarattere">
+    <w:name w:val="Piè di pagina Carattere"/>
+    <w:basedOn w:val="Carpredefinitoparagrafo"/>
+    <w:link w:val="Pidipagina"/>
+    <w:uiPriority w:val="99"/>
+    <w:rsid w:val="00D43FAA"/>
+  </w:style>
 </w:styles>
 </file>
 
@@ -7161,6 +7291,48 @@
       <w:contextualSpacing/>
     </w:pPr>
   </w:style>
+  <w:style w:type="paragraph" w:styleId="Intestazione">
+    <w:name w:val="header"/>
+    <w:basedOn w:val="Normale"/>
+    <w:link w:val="IntestazioneCarattere"/>
+    <w:uiPriority w:val="99"/>
+    <w:unhideWhenUsed/>
+    <w:rsid w:val="00D43FAA"/>
+    <w:pPr>
+      <w:tabs>
+        <w:tab w:val="center" w:pos="4819"/>
+        <w:tab w:val="right" w:pos="9638"/>
+      </w:tabs>
+    </w:pPr>
+  </w:style>
+  <w:style w:type="character" w:customStyle="1" w:styleId="IntestazioneCarattere">
+    <w:name w:val="Intestazione Carattere"/>
+    <w:basedOn w:val="Carpredefinitoparagrafo"/>
+    <w:link w:val="Intestazione"/>
+    <w:uiPriority w:val="99"/>
+    <w:rsid w:val="00D43FAA"/>
+  </w:style>
+  <w:style w:type="paragraph" w:styleId="Pidipagina">
+    <w:name w:val="footer"/>
+    <w:basedOn w:val="Normale"/>
+    <w:link w:val="PidipaginaCarattere"/>
+    <w:uiPriority w:val="99"/>
+    <w:unhideWhenUsed/>
+    <w:rsid w:val="00D43FAA"/>
+    <w:pPr>
+      <w:tabs>
+        <w:tab w:val="center" w:pos="4819"/>
+        <w:tab w:val="right" w:pos="9638"/>
+      </w:tabs>
+    </w:pPr>
+  </w:style>
+  <w:style w:type="character" w:customStyle="1" w:styleId="PidipaginaCarattere">
+    <w:name w:val="Piè di pagina Carattere"/>
+    <w:basedOn w:val="Carpredefinitoparagrafo"/>
+    <w:link w:val="Pidipagina"/>
+    <w:uiPriority w:val="99"/>
+    <w:rsid w:val="00D43FAA"/>
+  </w:style>
 </w:styles>
 </file>
 

--- a/2024-2025/Tecnologie e Applicazioni Web/Flights/Paolo_Titotto_895227.docx
+++ b/2024-2025/Tecnologie e Applicazioni Web/Flights/Paolo_Titotto_895227.docx
@@ -1510,7 +1510,28 @@
       <w:pPr>
         <w:spacing w:before="240" w:after="240"/>
       </w:pPr>
-      <w:r>
+    </w:p>
+    <w:p>
+      <w:pPr>
+        <w:spacing w:before="240" w:after="240"/>
+      </w:pPr>
+    </w:p>
+    <w:p>
+      <w:pPr>
+        <w:spacing w:before="240" w:after="240"/>
+      </w:pPr>
+    </w:p>
+    <w:p>
+      <w:pPr>
+        <w:spacing w:before="240" w:after="240"/>
+      </w:pPr>
+    </w:p>
+    <w:p>
+      <w:pPr>
+        <w:spacing w:before="240" w:after="240"/>
+      </w:pPr>
+      <w:r>
+        <w:lastRenderedPageBreak/>
         <w:t xml:space="preserve">· </w:t>
       </w:r>
       <w:proofErr w:type="spellStart"/>
@@ -1590,7 +1611,6 @@
         <w:rPr>
           <w:lang w:val="en-GB"/>
         </w:rPr>
-        <w:lastRenderedPageBreak/>
         <w:t xml:space="preserve">2. User : </w:t>
       </w:r>
       <w:proofErr w:type="spellStart"/>
@@ -2132,6 +2152,30 @@
         </w:rPr>
         <w:lastRenderedPageBreak/>
         <w:t>REST API:</w:t>
+      </w:r>
+    </w:p>
+    <w:p>
+      <w:pPr>
+        <w:spacing w:before="240" w:after="240"/>
+      </w:pPr>
+      <w:r>
+        <w:t xml:space="preserve">Per effettuare i testi è stato utilizzato un </w:t>
+      </w:r>
+      <w:proofErr w:type="spellStart"/>
+      <w:r>
+        <w:t>tool</w:t>
+      </w:r>
+      <w:proofErr w:type="spellEnd"/>
+      <w:r>
+        <w:t xml:space="preserve"> apposito denominato </w:t>
+      </w:r>
+      <w:proofErr w:type="spellStart"/>
+      <w:r>
+        <w:t>Postman</w:t>
+      </w:r>
+      <w:proofErr w:type="spellEnd"/>
+      <w:r>
+        <w:t>.</w:t>
       </w:r>
     </w:p>
     <w:p>
@@ -2372,7 +2416,6 @@
         <w:rPr>
           <w:b/>
         </w:rPr>
-        <w:lastRenderedPageBreak/>
         <w:t>· /</w:t>
       </w:r>
       <w:proofErr w:type="spellStart"/>
@@ -2842,7 +2885,6 @@
         <w:rPr>
           <w:b/>
         </w:rPr>
-        <w:lastRenderedPageBreak/>
         <w:t>· /</w:t>
       </w:r>
       <w:proofErr w:type="spellStart"/>
@@ -3284,6 +3326,7 @@
           <w:noProof/>
           <w:lang w:val="it-IT"/>
         </w:rPr>
+        <w:lastRenderedPageBreak/>
         <w:drawing>
           <wp:inline distT="0" distB="0" distL="0" distR="0" wp14:anchorId="55694184" wp14:editId="4501D23B">
             <wp:extent cx="4076700" cy="2430780"/>
@@ -3614,9 +3657,10 @@
           <w:noProof/>
           <w:lang w:val="it-IT"/>
         </w:rPr>
+        <w:lastRenderedPageBreak/>
         <w:drawing>
-          <wp:inline distT="0" distB="0" distL="0" distR="0" wp14:anchorId="699A0626" wp14:editId="41E546DC">
-            <wp:extent cx="4366260" cy="2764310"/>
+          <wp:inline distT="0" distB="0" distL="0" distR="0" wp14:anchorId="699A0626" wp14:editId="4CA246F0">
+            <wp:extent cx="4847842" cy="3069203"/>
             <wp:effectExtent l="0" t="0" r="0" b="0"/>
             <wp:docPr id="319821986" name="Immagine 1"/>
             <wp:cNvGraphicFramePr>
@@ -3647,7 +3691,7 @@
                   <pic:spPr bwMode="auto">
                     <a:xfrm>
                       <a:off x="0" y="0"/>
-                      <a:ext cx="4422137" cy="2799686"/>
+                      <a:ext cx="4911000" cy="3109189"/>
                     </a:xfrm>
                     <a:prstGeom prst="rect">
                       <a:avLst/>
@@ -3690,7 +3734,6 @@
         <w:rPr>
           <w:b/>
         </w:rPr>
-        <w:lastRenderedPageBreak/>
         <w:t>· /</w:t>
       </w:r>
       <w:proofErr w:type="spellStart"/>
@@ -3814,10 +3857,11 @@
           <w:noProof/>
           <w:lang w:val="it-IT"/>
         </w:rPr>
+        <w:lastRenderedPageBreak/>
         <w:drawing>
-          <wp:inline distT="0" distB="0" distL="0" distR="0" wp14:anchorId="526F4103" wp14:editId="1613A297">
-            <wp:extent cx="4084320" cy="2552700"/>
-            <wp:effectExtent l="0" t="0" r="0" b="0"/>
+          <wp:inline distT="0" distB="0" distL="0" distR="0" wp14:anchorId="526F4103" wp14:editId="544AAFEC">
+            <wp:extent cx="4850296" cy="3031435"/>
+            <wp:effectExtent l="0" t="0" r="7620" b="0"/>
             <wp:docPr id="1151546016" name="Immagine 3"/>
             <wp:cNvGraphicFramePr>
               <a:graphicFrameLocks xmlns:a="http://schemas.openxmlformats.org/drawingml/2006/main" noChangeAspect="1"/>
@@ -3847,7 +3891,7 @@
                   <pic:spPr bwMode="auto">
                     <a:xfrm>
                       <a:off x="0" y="0"/>
-                      <a:ext cx="4084320" cy="2552700"/>
+                      <a:ext cx="4850925" cy="3031828"/>
                     </a:xfrm>
                     <a:prstGeom prst="rect">
                       <a:avLst/>
@@ -3951,7 +3995,7 @@
       </w:r>
       <w:proofErr w:type="spellEnd"/>
       <w:r>
-        <w:t xml:space="preserve"> e nell’array dei </w:t>
+        <w:t xml:space="preserve"> e nell’array </w:t>
       </w:r>
       <w:r>
         <w:t>della compagnia</w:t>
@@ -4110,33 +4154,95 @@
         <w:spacing w:before="240" w:after="240"/>
       </w:pPr>
       <w:r>
+        <w:t xml:space="preserve">Nel secondo caso, invece, il </w:t>
+      </w:r>
+      <w:r>
+        <w:t>biglietto non sarà più associato al passeggero ma</w:t>
+      </w:r>
+      <w:r>
+        <w:t xml:space="preserve"> ritorna </w:t>
+      </w:r>
+      <w:r>
+        <w:t>nell’array de</w:t>
+      </w:r>
+      <w:r>
+        <w:t>lla compagnia. Il posto assegnato torna ad essere libero.</w:t>
+      </w:r>
+    </w:p>
+    <w:p>
+      <w:pPr>
+        <w:spacing w:before="240" w:after="240"/>
+        <w:rPr>
+          <w:b/>
+        </w:rPr>
+      </w:pPr>
+      <w:r>
+        <w:rPr>
+          <w:b/>
+        </w:rPr>
+        <w:t>· /</w:t>
+      </w:r>
+      <w:proofErr w:type="spellStart"/>
+      <w:r>
+        <w:rPr>
+          <w:b/>
+        </w:rPr>
+        <w:t>airports</w:t>
+      </w:r>
+      <w:proofErr w:type="spellEnd"/>
+    </w:p>
+    <w:p>
+      <w:pPr>
+        <w:spacing w:before="240" w:after="240"/>
+      </w:pPr>
+      <w:r>
+        <w:t>- Se è una richiesta GET vengono ritornati tutti gli aeroporti presenti nel database. Non necessita di alcun parametro in input. Viene eseguita solo dall’</w:t>
+      </w:r>
+      <w:proofErr w:type="spellStart"/>
+      <w:r>
+        <w:t>admin</w:t>
+      </w:r>
+      <w:proofErr w:type="spellEnd"/>
+      <w:r>
+        <w:t>.</w:t>
+      </w:r>
+    </w:p>
+    <w:p>
+      <w:pPr>
+        <w:spacing w:before="240" w:after="240"/>
+      </w:pPr>
+      <w:r>
+        <w:t>- Se è una richiesta POST può essere eseguita solo dall’</w:t>
+      </w:r>
+      <w:proofErr w:type="spellStart"/>
+      <w:r>
+        <w:t>admin</w:t>
+      </w:r>
+      <w:proofErr w:type="spellEnd"/>
+      <w:r>
+        <w:t xml:space="preserve"> e inserisce un nuovo aeroporto nel database. I parametri di input sono: _code è un codice che identifica l’aeroporto, </w:t>
+      </w:r>
+      <w:proofErr w:type="spellStart"/>
+      <w:r>
+        <w:t>name</w:t>
+      </w:r>
+      <w:proofErr w:type="spellEnd"/>
+      <w:r>
+        <w:t xml:space="preserve"> che corrisponde alla sigla dell’aeroporto e la città.</w:t>
+      </w:r>
+    </w:p>
+    <w:p>
+      <w:pPr>
+        <w:spacing w:before="240" w:after="240"/>
+        <w:rPr>
+          <w:b/>
+        </w:rPr>
+      </w:pPr>
+      <w:r>
+        <w:rPr>
+          <w:b/>
+        </w:rPr>
         <w:lastRenderedPageBreak/>
-        <w:t xml:space="preserve">Nel secondo caso, invece, il </w:t>
-      </w:r>
-      <w:r>
-        <w:t>biglietto non sarà più associato al passeggero ma</w:t>
-      </w:r>
-      <w:r>
-        <w:t xml:space="preserve"> ritorna </w:t>
-      </w:r>
-      <w:r>
-        <w:t>nell’array de</w:t>
-      </w:r>
-      <w:r>
-        <w:t>lla compagnia. Il posto assegnato torna ad essere libero.</w:t>
-      </w:r>
-    </w:p>
-    <w:p>
-      <w:pPr>
-        <w:spacing w:before="240" w:after="240"/>
-        <w:rPr>
-          <w:b/>
-        </w:rPr>
-      </w:pPr>
-      <w:r>
-        <w:rPr>
-          <w:b/>
-        </w:rPr>
         <w:t>· /</w:t>
       </w:r>
       <w:proofErr w:type="spellStart"/>
@@ -4147,13 +4253,28 @@
         <w:t>airports</w:t>
       </w:r>
       <w:proofErr w:type="spellEnd"/>
-    </w:p>
-    <w:p>
-      <w:pPr>
-        <w:spacing w:before="240" w:after="240"/>
-      </w:pPr>
-      <w:r>
-        <w:t>- Se è una richiesta GET vengono ritornati tutti gli aeroporti presenti nel database. Non necessita di alcun parametro in input. Viene eseguita solo dall’</w:t>
+      <w:r>
+        <w:rPr>
+          <w:b/>
+        </w:rPr>
+        <w:t>/:id</w:t>
+      </w:r>
+    </w:p>
+    <w:p>
+      <w:pPr>
+        <w:spacing w:before="240" w:after="240"/>
+      </w:pPr>
+      <w:r>
+        <w:t xml:space="preserve">- Se è una richiesta di tipo PUT è </w:t>
+      </w:r>
+      <w:r>
+        <w:t>a esclusiva disposizione</w:t>
+      </w:r>
+      <w:r>
+        <w:t xml:space="preserve"> d</w:t>
+      </w:r>
+      <w:r>
+        <w:t>ell’</w:t>
       </w:r>
       <w:proofErr w:type="spellStart"/>
       <w:r>
@@ -4161,32 +4282,168 @@
       </w:r>
       <w:proofErr w:type="spellEnd"/>
       <w:r>
+        <w:t>. S</w:t>
+      </w:r>
+      <w:r>
+        <w:t>erve per modificare la città e il nome dell’aeroporto. I parametri necessari sono: il codice dell’aeroporto.</w:t>
+      </w:r>
+    </w:p>
+    <w:p>
+      <w:pPr>
+        <w:spacing w:before="240" w:after="240"/>
+      </w:pPr>
+      <w:r>
+        <w:t>- Se è una richiesta di tipo DELETE è eseguibile solo dall’</w:t>
+      </w:r>
+      <w:proofErr w:type="spellStart"/>
+      <w:r>
+        <w:t>admin</w:t>
+      </w:r>
+      <w:proofErr w:type="spellEnd"/>
+      <w:r>
+        <w:t xml:space="preserve"> e serve per cancellare un aeroporto. Il parametro necessario è il codice dell’aeroporto da eliminare.</w:t>
+      </w:r>
+    </w:p>
+    <w:p>
+      <w:pPr>
+        <w:spacing w:before="240" w:after="240"/>
+        <w:rPr>
+          <w:b/>
+        </w:rPr>
+      </w:pPr>
+      <w:r>
+        <w:rPr>
+          <w:b/>
+        </w:rPr>
+        <w:t>· /</w:t>
+      </w:r>
+      <w:proofErr w:type="spellStart"/>
+      <w:r>
+        <w:rPr>
+          <w:b/>
+        </w:rPr>
+        <w:t>seats</w:t>
+      </w:r>
+      <w:proofErr w:type="spellEnd"/>
+    </w:p>
+    <w:p>
+      <w:pPr>
+        <w:spacing w:before="240" w:after="240"/>
+      </w:pPr>
+      <w:r>
+        <w:t>- Se è una richiesta di tipo GET restituisce tutti i posti assegnati ai vari aerei. Non necessita di nessun parametro in input.</w:t>
+      </w:r>
+    </w:p>
+    <w:p>
+      <w:pPr>
+        <w:spacing w:before="240" w:after="240"/>
+      </w:pPr>
+      <w:r>
+        <w:t>- Se è una richiesta di tipo POST serve per creare nuovi posti, può essere eseguita solo dalla compagnia aerea. I parametri necessari sono: _</w:t>
+      </w:r>
+      <w:proofErr w:type="spellStart"/>
+      <w:r>
+        <w:t>numSeat</w:t>
+      </w:r>
+      <w:proofErr w:type="spellEnd"/>
+      <w:r>
+        <w:t xml:space="preserve"> indica il numero del posto, </w:t>
+      </w:r>
+      <w:proofErr w:type="spellStart"/>
+      <w:r>
+        <w:t>class</w:t>
+      </w:r>
+      <w:proofErr w:type="spellEnd"/>
+      <w:r>
+        <w:t xml:space="preserve"> indica la classe, </w:t>
+      </w:r>
+      <w:proofErr w:type="spellStart"/>
+      <w:r>
+        <w:t>legroom</w:t>
+      </w:r>
+      <w:proofErr w:type="spellEnd"/>
+      <w:r>
+        <w:t xml:space="preserve"> indica se è previsto spazio per le gambe e </w:t>
+      </w:r>
+      <w:proofErr w:type="spellStart"/>
+      <w:r>
+        <w:t>isFree</w:t>
+      </w:r>
+      <w:proofErr w:type="spellEnd"/>
+      <w:r>
+        <w:t xml:space="preserve"> che indica se il posto è libero.</w:t>
+      </w:r>
+    </w:p>
+    <w:p>
+      <w:pPr>
+        <w:spacing w:before="240" w:after="240"/>
+        <w:rPr>
+          <w:b/>
+        </w:rPr>
+      </w:pPr>
+      <w:r>
+        <w:rPr>
+          <w:b/>
+        </w:rPr>
+        <w:t>· /</w:t>
+      </w:r>
+      <w:proofErr w:type="spellStart"/>
+      <w:r>
+        <w:rPr>
+          <w:b/>
+        </w:rPr>
+        <w:t>seats</w:t>
+      </w:r>
+      <w:proofErr w:type="spellEnd"/>
+      <w:r>
+        <w:rPr>
+          <w:b/>
+        </w:rPr>
+        <w:t>/:id</w:t>
+      </w:r>
+    </w:p>
+    <w:p>
+      <w:pPr>
+        <w:spacing w:before="240" w:after="240"/>
+      </w:pPr>
+      <w:r>
+        <w:t xml:space="preserve">- Se una richiesta di tipo PUT </w:t>
+      </w:r>
+      <w:r>
+        <w:t>è eseguibile esclusivamente dalla</w:t>
+      </w:r>
+      <w:r>
+        <w:t xml:space="preserve"> compagnia aerea, </w:t>
+      </w:r>
+      <w:proofErr w:type="spellStart"/>
+      <w:r>
+        <w:t>vierne</w:t>
+      </w:r>
+      <w:proofErr w:type="spellEnd"/>
+      <w:r>
+        <w:t xml:space="preserve"> utilizzata </w:t>
+      </w:r>
+      <w:r>
+        <w:t xml:space="preserve">per modificare alcune informazioni sul posto passato come input. Altri parametri di input sono la classe, </w:t>
+      </w:r>
+      <w:proofErr w:type="spellStart"/>
+      <w:r>
+        <w:t>legroom</w:t>
+      </w:r>
+      <w:proofErr w:type="spellEnd"/>
+      <w:r>
+        <w:t xml:space="preserve"> e </w:t>
+      </w:r>
+      <w:proofErr w:type="spellStart"/>
+      <w:r>
+        <w:t>isFree</w:t>
+      </w:r>
+      <w:proofErr w:type="spellEnd"/>
+      <w:r>
         <w:t>.</w:t>
       </w:r>
-    </w:p>
-    <w:p>
-      <w:pPr>
-        <w:spacing w:before="240" w:after="240"/>
-      </w:pPr>
-      <w:r>
-        <w:t>- Se è una richiesta POST può essere eseguita solo dall’</w:t>
-      </w:r>
-      <w:proofErr w:type="spellStart"/>
-      <w:r>
-        <w:t>admin</w:t>
-      </w:r>
-      <w:proofErr w:type="spellEnd"/>
-      <w:r>
-        <w:t xml:space="preserve"> e inserisce un nuovo aeroporto nel database. I parametri di input sono: _code è un codice che identifica l’aeroporto, </w:t>
-      </w:r>
-      <w:proofErr w:type="spellStart"/>
-      <w:r>
-        <w:t>name</w:t>
-      </w:r>
-      <w:proofErr w:type="spellEnd"/>
-      <w:r>
-        <w:t xml:space="preserve"> che corrisponde alla sigla dell’aeroporto e la città.</w:t>
-      </w:r>
+      <w:bookmarkStart w:id="0" w:name="_GoBack"/>
+      <w:bookmarkEnd w:id="0"/>
     </w:p>
     <w:p>
       <w:pPr>
@@ -4206,287 +4463,6 @@
         <w:rPr>
           <w:b/>
         </w:rPr>
-        <w:t>airports</w:t>
-      </w:r>
-      <w:proofErr w:type="spellEnd"/>
-      <w:r>
-        <w:rPr>
-          <w:b/>
-        </w:rPr>
-        <w:t>/:id</w:t>
-      </w:r>
-    </w:p>
-    <w:p>
-      <w:pPr>
-        <w:spacing w:before="240" w:after="240"/>
-      </w:pPr>
-      <w:r>
-        <w:t xml:space="preserve">- Se è una richiesta di tipo PUT è </w:t>
-      </w:r>
-      <w:r>
-        <w:t>a esclusiva disposizione</w:t>
-      </w:r>
-      <w:r>
-        <w:t xml:space="preserve"> d</w:t>
-      </w:r>
-      <w:r>
-        <w:t>ell’</w:t>
-      </w:r>
-      <w:proofErr w:type="spellStart"/>
-      <w:r>
-        <w:t>admin</w:t>
-      </w:r>
-      <w:proofErr w:type="spellEnd"/>
-      <w:r>
-        <w:t>. S</w:t>
-      </w:r>
-      <w:r>
-        <w:t>erve per modificare la città e il nome dell’aeroporto. I parametri necessari sono: il codice dell’aeroporto.</w:t>
-      </w:r>
-    </w:p>
-    <w:p>
-      <w:pPr>
-        <w:spacing w:before="240" w:after="240"/>
-      </w:pPr>
-      <w:r>
-        <w:t>- Se è una richiesta di tipo DELETE è eseguibile solo dall’</w:t>
-      </w:r>
-      <w:proofErr w:type="spellStart"/>
-      <w:r>
-        <w:t>admin</w:t>
-      </w:r>
-      <w:proofErr w:type="spellEnd"/>
-      <w:r>
-        <w:t xml:space="preserve"> e serve per cancellare un aeroporto. Il parametro necessario è il codice dell’aeroporto da eliminare.</w:t>
-      </w:r>
-    </w:p>
-    <w:p>
-      <w:pPr>
-        <w:spacing w:before="240" w:after="240"/>
-        <w:rPr>
-          <w:b/>
-        </w:rPr>
-      </w:pPr>
-      <w:r>
-        <w:rPr>
-          <w:b/>
-        </w:rPr>
-        <w:t>· /</w:t>
-      </w:r>
-      <w:proofErr w:type="spellStart"/>
-      <w:r>
-        <w:rPr>
-          <w:b/>
-        </w:rPr>
-        <w:t>seats</w:t>
-      </w:r>
-      <w:proofErr w:type="spellEnd"/>
-    </w:p>
-    <w:p>
-      <w:pPr>
-        <w:spacing w:before="240" w:after="240"/>
-      </w:pPr>
-      <w:r>
-        <w:t>- Se è una richiesta di tipo GET restituisce tutti i posti assegnati ai vari aerei. Non necessita di nessun parametro in input.</w:t>
-      </w:r>
-    </w:p>
-    <w:p>
-      <w:pPr>
-        <w:spacing w:before="240" w:after="240"/>
-      </w:pPr>
-      <w:r>
-        <w:t>- Se è una richiesta di tipo POST serve per creare nuovi posti, può essere eseguita solo dalla compagnia aerea. I parametri necessari sono: _</w:t>
-      </w:r>
-      <w:proofErr w:type="spellStart"/>
-      <w:r>
-        <w:t>numSeat</w:t>
-      </w:r>
-      <w:proofErr w:type="spellEnd"/>
-      <w:r>
-        <w:t xml:space="preserve"> indica il numero del posto, </w:t>
-      </w:r>
-      <w:proofErr w:type="spellStart"/>
-      <w:r>
-        <w:t>class</w:t>
-      </w:r>
-      <w:proofErr w:type="spellEnd"/>
-      <w:r>
-        <w:t xml:space="preserve"> indica la classe, </w:t>
-      </w:r>
-      <w:proofErr w:type="spellStart"/>
-      <w:r>
-        <w:t>legroom</w:t>
-      </w:r>
-      <w:proofErr w:type="spellEnd"/>
-      <w:r>
-        <w:t xml:space="preserve"> indica se è previsto spazio per le gambe e </w:t>
-      </w:r>
-      <w:proofErr w:type="spellStart"/>
-      <w:r>
-        <w:t>isFree</w:t>
-      </w:r>
-      <w:proofErr w:type="spellEnd"/>
-      <w:r>
-        <w:t xml:space="preserve"> che indica se il posto è libero.</w:t>
-      </w:r>
-    </w:p>
-    <w:p>
-      <w:pPr>
-        <w:spacing w:before="240" w:after="240"/>
-        <w:rPr>
-          <w:b/>
-        </w:rPr>
-      </w:pPr>
-      <w:r>
-        <w:rPr>
-          <w:b/>
-        </w:rPr>
-        <w:t>· /</w:t>
-      </w:r>
-      <w:proofErr w:type="spellStart"/>
-      <w:r>
-        <w:rPr>
-          <w:b/>
-        </w:rPr>
-        <w:t>seats</w:t>
-      </w:r>
-      <w:proofErr w:type="spellEnd"/>
-      <w:r>
-        <w:rPr>
-          <w:b/>
-        </w:rPr>
-        <w:t>/:id</w:t>
-      </w:r>
-    </w:p>
-    <w:p>
-      <w:pPr>
-        <w:spacing w:before="240" w:after="240"/>
-      </w:pPr>
-      <w:r>
-        <w:t xml:space="preserve">- Se una richiesta di tipo PUT </w:t>
-      </w:r>
-      <w:r>
-        <w:t>è eseguibile esclusivamente dalla</w:t>
-      </w:r>
-      <w:r>
-        <w:t xml:space="preserve"> compagnia aerea, </w:t>
-      </w:r>
-      <w:proofErr w:type="spellStart"/>
-      <w:r>
-        <w:t>vierne</w:t>
-      </w:r>
-      <w:proofErr w:type="spellEnd"/>
-      <w:r>
-        <w:t xml:space="preserve"> utilizzata </w:t>
-      </w:r>
-      <w:r>
-        <w:t xml:space="preserve">per modificare alcune informazioni sul posto passato come input. Altri parametri di input sono la classe, </w:t>
-      </w:r>
-      <w:proofErr w:type="spellStart"/>
-      <w:r>
-        <w:t>legroom</w:t>
-      </w:r>
-      <w:proofErr w:type="spellEnd"/>
-      <w:r>
-        <w:t xml:space="preserve"> e </w:t>
-      </w:r>
-      <w:proofErr w:type="spellStart"/>
-      <w:r>
-        <w:t>isFree</w:t>
-      </w:r>
-      <w:proofErr w:type="spellEnd"/>
-      <w:r>
-        <w:t>.</w:t>
-      </w:r>
-    </w:p>
-    <w:p>
-      <w:pPr>
-        <w:spacing w:before="240" w:after="240"/>
-      </w:pPr>
-    </w:p>
-    <w:p>
-      <w:pPr>
-        <w:spacing w:before="240" w:after="240"/>
-      </w:pPr>
-    </w:p>
-    <w:p>
-      <w:pPr>
-        <w:spacing w:before="240" w:after="240"/>
-      </w:pPr>
-    </w:p>
-    <w:p>
-      <w:pPr>
-        <w:spacing w:before="240" w:after="240"/>
-      </w:pPr>
-    </w:p>
-    <w:p>
-      <w:pPr>
-        <w:spacing w:before="240" w:after="240"/>
-      </w:pPr>
-    </w:p>
-    <w:p>
-      <w:pPr>
-        <w:spacing w:before="240" w:after="240"/>
-      </w:pPr>
-    </w:p>
-    <w:p>
-      <w:pPr>
-        <w:spacing w:before="240" w:after="240"/>
-      </w:pPr>
-    </w:p>
-    <w:p>
-      <w:pPr>
-        <w:spacing w:before="240" w:after="240"/>
-      </w:pPr>
-    </w:p>
-    <w:p>
-      <w:pPr>
-        <w:spacing w:before="240" w:after="240"/>
-      </w:pPr>
-    </w:p>
-    <w:p>
-      <w:pPr>
-        <w:spacing w:before="240" w:after="240"/>
-      </w:pPr>
-    </w:p>
-    <w:p>
-      <w:pPr>
-        <w:spacing w:before="240" w:after="240"/>
-      </w:pPr>
-    </w:p>
-    <w:p>
-      <w:pPr>
-        <w:spacing w:before="240" w:after="240"/>
-      </w:pPr>
-    </w:p>
-    <w:p>
-      <w:pPr>
-        <w:spacing w:before="240" w:after="240"/>
-      </w:pPr>
-    </w:p>
-    <w:p>
-      <w:pPr>
-        <w:spacing w:before="240" w:after="240"/>
-      </w:pPr>
-    </w:p>
-    <w:p>
-      <w:pPr>
-        <w:spacing w:before="240" w:after="240"/>
-        <w:rPr>
-          <w:b/>
-        </w:rPr>
-      </w:pPr>
-      <w:r>
-        <w:rPr>
-          <w:b/>
-        </w:rPr>
-        <w:t>· /</w:t>
-      </w:r>
-      <w:proofErr w:type="spellStart"/>
-      <w:r>
-        <w:rPr>
-          <w:b/>
-        </w:rPr>
         <w:t>search</w:t>
       </w:r>
       <w:proofErr w:type="spellEnd"/>
@@ -4520,7 +4496,13 @@
         <w:spacing w:before="240" w:after="240"/>
       </w:pPr>
       <w:r>
-        <w:t>In caso di voli con scalo restituisce il biglietto per il volo dalla destinazione fino allo scalo e quello per il volo dallo scalo fino alla destinazione.</w:t>
+        <w:t xml:space="preserve">In caso di voli con scalo restituisce il biglietto per il volo dalla </w:t>
+      </w:r>
+      <w:r>
+        <w:t>partenza</w:t>
+      </w:r>
+      <w:r>
+        <w:t xml:space="preserve"> fino allo scalo e quello per il volo dallo scalo fino alla destinazione.</w:t>
       </w:r>
     </w:p>
     <w:p>
@@ -4611,6 +4593,7 @@
           <w:noProof/>
           <w:lang w:val="it-IT"/>
         </w:rPr>
+        <w:lastRenderedPageBreak/>
         <w:drawing>
           <wp:anchor distT="0" distB="0" distL="114300" distR="114300" simplePos="0" relativeHeight="251657216" behindDoc="0" locked="0" layoutInCell="1" allowOverlap="1" wp14:anchorId="7E613074" wp14:editId="2F054FD3">
             <wp:simplePos x="0" y="0"/>
@@ -4923,11 +4906,17 @@
         <w:t>: component per la gestione della registrazione</w:t>
       </w:r>
       <w:r>
-        <w:t xml:space="preserve"> di un nuovo utente avente tipo “</w:t>
-      </w:r>
-      <w:proofErr w:type="spellStart"/>
-      <w:r>
-        <w:t>passanger</w:t>
+        <w:t xml:space="preserve"> di un</w:t>
+      </w:r>
+      <w:r>
+        <w:t xml:space="preserve"> nuovo utente avente tipo “</w:t>
+      </w:r>
+      <w:proofErr w:type="spellStart"/>
+      <w:r>
+        <w:t>passe</w:t>
+      </w:r>
+      <w:r>
+        <w:t>nger</w:t>
       </w:r>
       <w:proofErr w:type="spellEnd"/>
       <w:r>
@@ -5423,6 +5412,9 @@
         <w:t>:</w:t>
       </w:r>
       <w:r>
+        <w:t xml:space="preserve"> Pagina utilizzata per effettuare nuove registrazioni, esclusivamente per utenti con ruolo di passeggeri.</w:t>
+      </w:r>
+      <w:r>
         <w:t xml:space="preserve"> Una volta registrati si viene indirizzati alla pagina di login</w:t>
       </w:r>
     </w:p>
@@ -5611,7 +5603,6 @@
         <w:rPr>
           <w:rFonts w:ascii="Courier New" w:eastAsia="Courier New" w:hAnsi="Courier New" w:cs="Courier New"/>
         </w:rPr>
-        <w:lastRenderedPageBreak/>
         <w:t xml:space="preserve">o </w:t>
       </w:r>
       <w:r>
@@ -5630,12 +5621,10 @@
       <w:pPr>
         <w:spacing w:before="240" w:after="240"/>
       </w:pPr>
-      <w:bookmarkStart w:id="0" w:name="_GoBack"/>
       <w:r>
         <w:t>§ Aggiungere, modificare ed eliminare velivoli;</w:t>
       </w:r>
     </w:p>
-    <w:bookmarkEnd w:id="0"/>
     <w:p>
       <w:pPr>
         <w:spacing w:before="240" w:after="240"/>

--- a/2024-2025/Tecnologie e Applicazioni Web/Flights/Paolo_Titotto_895227.docx
+++ b/2024-2025/Tecnologie e Applicazioni Web/Flights/Paolo_Titotto_895227.docx
@@ -10,6 +10,8 @@
           <w:sz w:val="36"/>
         </w:rPr>
       </w:pPr>
+      <w:bookmarkStart w:id="0" w:name="_GoBack"/>
+      <w:bookmarkEnd w:id="0"/>
       <w:r>
         <w:rPr>
           <w:sz w:val="36"/>
@@ -2191,6 +2193,9 @@
       </w:r>
       <w:proofErr w:type="spellEnd"/>
       <w:r>
+        <w:t xml:space="preserve"> preceduti da /api/v1 per indicare che si tratta di una API e la sua relativa versione</w:t>
+      </w:r>
+      <w:r>
         <w:t>:</w:t>
       </w:r>
     </w:p>
@@ -2398,24 +2403,15 @@
     <w:p>
       <w:pPr>
         <w:spacing w:before="240" w:after="240"/>
-      </w:pPr>
-    </w:p>
-    <w:p>
-      <w:pPr>
-        <w:spacing w:before="240" w:after="240"/>
-      </w:pPr>
-    </w:p>
-    <w:p>
-      <w:pPr>
-        <w:spacing w:before="240" w:after="240"/>
-        <w:rPr>
-          <w:b/>
-        </w:rPr>
-      </w:pPr>
-      <w:r>
-        <w:rPr>
-          <w:b/>
-        </w:rPr>
+        <w:rPr>
+          <w:b/>
+        </w:rPr>
+      </w:pPr>
+      <w:r>
+        <w:rPr>
+          <w:b/>
+        </w:rPr>
+        <w:lastRenderedPageBreak/>
         <w:t>· /</w:t>
       </w:r>
       <w:proofErr w:type="spellStart"/>
@@ -2885,6 +2881,7 @@
         <w:rPr>
           <w:b/>
         </w:rPr>
+        <w:lastRenderedPageBreak/>
         <w:t>· /</w:t>
       </w:r>
       <w:proofErr w:type="spellStart"/>
@@ -3326,7 +3323,6 @@
           <w:noProof/>
           <w:lang w:val="it-IT"/>
         </w:rPr>
-        <w:lastRenderedPageBreak/>
         <w:drawing>
           <wp:inline distT="0" distB="0" distL="0" distR="0" wp14:anchorId="55694184" wp14:editId="4501D23B">
             <wp:extent cx="4076700" cy="2430780"/>
@@ -3385,19 +3381,15 @@
     <w:p>
       <w:pPr>
         <w:spacing w:before="240" w:after="240"/>
-      </w:pPr>
-    </w:p>
-    <w:p>
-      <w:pPr>
-        <w:spacing w:before="240" w:after="240"/>
-        <w:rPr>
-          <w:b/>
-        </w:rPr>
-      </w:pPr>
-      <w:r>
-        <w:rPr>
-          <w:b/>
-        </w:rPr>
+        <w:rPr>
+          <w:b/>
+        </w:rPr>
+      </w:pPr>
+      <w:r>
+        <w:rPr>
+          <w:b/>
+        </w:rPr>
+        <w:lastRenderedPageBreak/>
         <w:t>· /</w:t>
       </w:r>
       <w:proofErr w:type="spellStart"/>
@@ -3657,7 +3649,6 @@
           <w:noProof/>
           <w:lang w:val="it-IT"/>
         </w:rPr>
-        <w:lastRenderedPageBreak/>
         <w:drawing>
           <wp:inline distT="0" distB="0" distL="0" distR="0" wp14:anchorId="699A0626" wp14:editId="4CA246F0">
             <wp:extent cx="4847842" cy="3069203"/>
@@ -3734,6 +3725,7 @@
         <w:rPr>
           <w:b/>
         </w:rPr>
+        <w:lastRenderedPageBreak/>
         <w:t>· /</w:t>
       </w:r>
       <w:proofErr w:type="spellStart"/>
@@ -3857,7 +3849,6 @@
           <w:noProof/>
           <w:lang w:val="it-IT"/>
         </w:rPr>
-        <w:lastRenderedPageBreak/>
         <w:drawing>
           <wp:inline distT="0" distB="0" distL="0" distR="0" wp14:anchorId="526F4103" wp14:editId="544AAFEC">
             <wp:extent cx="4850296" cy="3031435"/>
@@ -4140,6 +4131,7 @@
         <w:spacing w:before="240" w:after="240"/>
       </w:pPr>
       <w:r>
+        <w:lastRenderedPageBreak/>
         <w:t xml:space="preserve">Nel primo caso si tratta della cancellazione </w:t>
       </w:r>
       <w:r>
@@ -4242,291 +4234,289 @@
         <w:rPr>
           <w:b/>
         </w:rPr>
+        <w:t>· /</w:t>
+      </w:r>
+      <w:proofErr w:type="spellStart"/>
+      <w:r>
+        <w:rPr>
+          <w:b/>
+        </w:rPr>
+        <w:t>airports</w:t>
+      </w:r>
+      <w:proofErr w:type="spellEnd"/>
+      <w:r>
+        <w:rPr>
+          <w:b/>
+        </w:rPr>
+        <w:t>/:id</w:t>
+      </w:r>
+    </w:p>
+    <w:p>
+      <w:pPr>
+        <w:spacing w:before="240" w:after="240"/>
+      </w:pPr>
+      <w:r>
+        <w:t xml:space="preserve">- Se è una richiesta di tipo PUT è </w:t>
+      </w:r>
+      <w:r>
+        <w:t>a esclusiva disposizione</w:t>
+      </w:r>
+      <w:r>
+        <w:t xml:space="preserve"> d</w:t>
+      </w:r>
+      <w:r>
+        <w:t>ell’</w:t>
+      </w:r>
+      <w:proofErr w:type="spellStart"/>
+      <w:r>
+        <w:t>admin</w:t>
+      </w:r>
+      <w:proofErr w:type="spellEnd"/>
+      <w:r>
+        <w:t>. S</w:t>
+      </w:r>
+      <w:r>
+        <w:t>erve per modificare la città e il nome dell’aeroporto. I parametri necessari sono: il codice dell’aeroporto.</w:t>
+      </w:r>
+    </w:p>
+    <w:p>
+      <w:pPr>
+        <w:spacing w:before="240" w:after="240"/>
+      </w:pPr>
+      <w:r>
+        <w:t>- Se è una richiesta di tipo DELETE è eseguibile solo dall’</w:t>
+      </w:r>
+      <w:proofErr w:type="spellStart"/>
+      <w:r>
+        <w:t>admin</w:t>
+      </w:r>
+      <w:proofErr w:type="spellEnd"/>
+      <w:r>
+        <w:t xml:space="preserve"> e serve per cancellare un aeroporto. Il parametro necessario è il codice dell’aeroporto da eliminare.</w:t>
+      </w:r>
+    </w:p>
+    <w:p>
+      <w:pPr>
+        <w:spacing w:before="240" w:after="240"/>
+        <w:rPr>
+          <w:b/>
+        </w:rPr>
+      </w:pPr>
+      <w:r>
+        <w:rPr>
+          <w:b/>
+        </w:rPr>
+        <w:t>· /</w:t>
+      </w:r>
+      <w:proofErr w:type="spellStart"/>
+      <w:r>
+        <w:rPr>
+          <w:b/>
+        </w:rPr>
+        <w:t>seats</w:t>
+      </w:r>
+      <w:proofErr w:type="spellEnd"/>
+    </w:p>
+    <w:p>
+      <w:pPr>
+        <w:spacing w:before="240" w:after="240"/>
+      </w:pPr>
+      <w:r>
+        <w:t>- Se è una richiesta di tipo GET restituisce tutti i posti assegnati ai vari aerei. Non necessita di nessun parametro in input.</w:t>
+      </w:r>
+    </w:p>
+    <w:p>
+      <w:pPr>
+        <w:spacing w:before="240" w:after="240"/>
+      </w:pPr>
+      <w:r>
+        <w:t>- Se è una richiesta di tipo POST serve per creare nuovi posti, può essere eseguita solo dalla compagnia aerea. I parametri necessari sono: _</w:t>
+      </w:r>
+      <w:proofErr w:type="spellStart"/>
+      <w:r>
+        <w:t>numSeat</w:t>
+      </w:r>
+      <w:proofErr w:type="spellEnd"/>
+      <w:r>
+        <w:t xml:space="preserve"> indica il numero del posto, </w:t>
+      </w:r>
+      <w:proofErr w:type="spellStart"/>
+      <w:r>
+        <w:t>class</w:t>
+      </w:r>
+      <w:proofErr w:type="spellEnd"/>
+      <w:r>
+        <w:t xml:space="preserve"> indica la classe, </w:t>
+      </w:r>
+      <w:proofErr w:type="spellStart"/>
+      <w:r>
+        <w:t>legroom</w:t>
+      </w:r>
+      <w:proofErr w:type="spellEnd"/>
+      <w:r>
+        <w:t xml:space="preserve"> indica se è previsto spazio per le gambe e </w:t>
+      </w:r>
+      <w:proofErr w:type="spellStart"/>
+      <w:r>
+        <w:t>isFree</w:t>
+      </w:r>
+      <w:proofErr w:type="spellEnd"/>
+      <w:r>
+        <w:t xml:space="preserve"> che indica se il posto è libero.</w:t>
+      </w:r>
+    </w:p>
+    <w:p>
+      <w:pPr>
+        <w:spacing w:before="240" w:after="240"/>
+        <w:rPr>
+          <w:b/>
+        </w:rPr>
+      </w:pPr>
+      <w:r>
+        <w:rPr>
+          <w:b/>
+        </w:rPr>
+        <w:t>· /</w:t>
+      </w:r>
+      <w:proofErr w:type="spellStart"/>
+      <w:r>
+        <w:rPr>
+          <w:b/>
+        </w:rPr>
+        <w:t>seats</w:t>
+      </w:r>
+      <w:proofErr w:type="spellEnd"/>
+      <w:r>
+        <w:rPr>
+          <w:b/>
+        </w:rPr>
+        <w:t>/:id</w:t>
+      </w:r>
+    </w:p>
+    <w:p>
+      <w:pPr>
+        <w:spacing w:before="240" w:after="240"/>
+      </w:pPr>
+      <w:r>
+        <w:t xml:space="preserve">- Se una richiesta di tipo PUT </w:t>
+      </w:r>
+      <w:r>
+        <w:t>è eseguibile esclusivamente dalla</w:t>
+      </w:r>
+      <w:r>
+        <w:t xml:space="preserve"> compagnia aerea, </w:t>
+      </w:r>
+      <w:proofErr w:type="spellStart"/>
+      <w:r>
+        <w:t>vierne</w:t>
+      </w:r>
+      <w:proofErr w:type="spellEnd"/>
+      <w:r>
+        <w:t xml:space="preserve"> utilizzata </w:t>
+      </w:r>
+      <w:r>
+        <w:t xml:space="preserve">per modificare alcune informazioni sul posto passato come input. Altri parametri di input sono la classe, </w:t>
+      </w:r>
+      <w:proofErr w:type="spellStart"/>
+      <w:r>
+        <w:t>legroom</w:t>
+      </w:r>
+      <w:proofErr w:type="spellEnd"/>
+      <w:r>
+        <w:t xml:space="preserve"> e </w:t>
+      </w:r>
+      <w:proofErr w:type="spellStart"/>
+      <w:r>
+        <w:t>isFree</w:t>
+      </w:r>
+      <w:proofErr w:type="spellEnd"/>
+      <w:r>
+        <w:t>.</w:t>
+      </w:r>
+    </w:p>
+    <w:p>
+      <w:pPr>
+        <w:spacing w:before="240" w:after="240"/>
+        <w:rPr>
+          <w:b/>
+        </w:rPr>
+      </w:pPr>
+      <w:r>
+        <w:rPr>
+          <w:b/>
+        </w:rPr>
+        <w:t>· /</w:t>
+      </w:r>
+      <w:proofErr w:type="spellStart"/>
+      <w:r>
+        <w:rPr>
+          <w:b/>
+        </w:rPr>
+        <w:t>search</w:t>
+      </w:r>
+      <w:proofErr w:type="spellEnd"/>
+    </w:p>
+    <w:p>
+      <w:pPr>
+        <w:spacing w:before="240" w:after="240"/>
+      </w:pPr>
+      <w:r>
+        <w:t>È una richiesta di tipo GET, può essere eseguita da chiunque, infatti non prevede l’autenticazione.</w:t>
+      </w:r>
+    </w:p>
+    <w:p>
+      <w:pPr>
+        <w:spacing w:before="240" w:after="240"/>
+      </w:pPr>
+      <w:r>
+        <w:t>I parametri di input sono: la partenza, la destinazione, data e ora di partenza.</w:t>
+      </w:r>
+    </w:p>
+    <w:p>
+      <w:pPr>
+        <w:spacing w:before="240" w:after="240"/>
+      </w:pPr>
+      <w:r>
+        <w:t>In caso di voli diretti restituisce: il codice del biglietto, la data e ora di partenza, partenza, destinazione, durata, il prezzo in base alla classe di ciascun posto libero e i posti liberi.</w:t>
+      </w:r>
+    </w:p>
+    <w:p>
+      <w:pPr>
+        <w:spacing w:before="240" w:after="240"/>
+      </w:pPr>
+      <w:r>
+        <w:t xml:space="preserve">In caso di voli con scalo restituisce il biglietto per il volo dalla </w:t>
+      </w:r>
+      <w:r>
+        <w:t>partenza</w:t>
+      </w:r>
+      <w:r>
+        <w:t xml:space="preserve"> fino allo scalo e quello per il volo dallo scalo fino alla destinazione.</w:t>
+      </w:r>
+    </w:p>
+    <w:p>
+      <w:pPr>
+        <w:spacing w:before="240" w:after="240"/>
+      </w:pPr>
+      <w:r>
+        <w:t xml:space="preserve">I biglietti restituiti in output sono </w:t>
+      </w:r>
+      <w:r>
+        <w:t>in ordine crescente</w:t>
+      </w:r>
+      <w:r>
+        <w:t xml:space="preserve"> rispetto al numero di posto assegnato al singolo biglietto.</w:t>
+      </w:r>
+    </w:p>
+    <w:p>
+      <w:pPr>
+        <w:spacing w:before="240" w:after="240"/>
+      </w:pPr>
+      <w:r>
+        <w:rPr>
+          <w:noProof/>
+        </w:rPr>
         <w:lastRenderedPageBreak/>
-        <w:t>· /</w:t>
-      </w:r>
-      <w:proofErr w:type="spellStart"/>
-      <w:r>
-        <w:rPr>
-          <w:b/>
-        </w:rPr>
-        <w:t>airports</w:t>
-      </w:r>
-      <w:proofErr w:type="spellEnd"/>
-      <w:r>
-        <w:rPr>
-          <w:b/>
-        </w:rPr>
-        <w:t>/:id</w:t>
-      </w:r>
-    </w:p>
-    <w:p>
-      <w:pPr>
-        <w:spacing w:before="240" w:after="240"/>
-      </w:pPr>
-      <w:r>
-        <w:t xml:space="preserve">- Se è una richiesta di tipo PUT è </w:t>
-      </w:r>
-      <w:r>
-        <w:t>a esclusiva disposizione</w:t>
-      </w:r>
-      <w:r>
-        <w:t xml:space="preserve"> d</w:t>
-      </w:r>
-      <w:r>
-        <w:t>ell’</w:t>
-      </w:r>
-      <w:proofErr w:type="spellStart"/>
-      <w:r>
-        <w:t>admin</w:t>
-      </w:r>
-      <w:proofErr w:type="spellEnd"/>
-      <w:r>
-        <w:t>. S</w:t>
-      </w:r>
-      <w:r>
-        <w:t>erve per modificare la città e il nome dell’aeroporto. I parametri necessari sono: il codice dell’aeroporto.</w:t>
-      </w:r>
-    </w:p>
-    <w:p>
-      <w:pPr>
-        <w:spacing w:before="240" w:after="240"/>
-      </w:pPr>
-      <w:r>
-        <w:t>- Se è una richiesta di tipo DELETE è eseguibile solo dall’</w:t>
-      </w:r>
-      <w:proofErr w:type="spellStart"/>
-      <w:r>
-        <w:t>admin</w:t>
-      </w:r>
-      <w:proofErr w:type="spellEnd"/>
-      <w:r>
-        <w:t xml:space="preserve"> e serve per cancellare un aeroporto. Il parametro necessario è il codice dell’aeroporto da eliminare.</w:t>
-      </w:r>
-    </w:p>
-    <w:p>
-      <w:pPr>
-        <w:spacing w:before="240" w:after="240"/>
-        <w:rPr>
-          <w:b/>
-        </w:rPr>
-      </w:pPr>
-      <w:r>
-        <w:rPr>
-          <w:b/>
-        </w:rPr>
-        <w:t>· /</w:t>
-      </w:r>
-      <w:proofErr w:type="spellStart"/>
-      <w:r>
-        <w:rPr>
-          <w:b/>
-        </w:rPr>
-        <w:t>seats</w:t>
-      </w:r>
-      <w:proofErr w:type="spellEnd"/>
-    </w:p>
-    <w:p>
-      <w:pPr>
-        <w:spacing w:before="240" w:after="240"/>
-      </w:pPr>
-      <w:r>
-        <w:t>- Se è una richiesta di tipo GET restituisce tutti i posti assegnati ai vari aerei. Non necessita di nessun parametro in input.</w:t>
-      </w:r>
-    </w:p>
-    <w:p>
-      <w:pPr>
-        <w:spacing w:before="240" w:after="240"/>
-      </w:pPr>
-      <w:r>
-        <w:t>- Se è una richiesta di tipo POST serve per creare nuovi posti, può essere eseguita solo dalla compagnia aerea. I parametri necessari sono: _</w:t>
-      </w:r>
-      <w:proofErr w:type="spellStart"/>
-      <w:r>
-        <w:t>numSeat</w:t>
-      </w:r>
-      <w:proofErr w:type="spellEnd"/>
-      <w:r>
-        <w:t xml:space="preserve"> indica il numero del posto, </w:t>
-      </w:r>
-      <w:proofErr w:type="spellStart"/>
-      <w:r>
-        <w:t>class</w:t>
-      </w:r>
-      <w:proofErr w:type="spellEnd"/>
-      <w:r>
-        <w:t xml:space="preserve"> indica la classe, </w:t>
-      </w:r>
-      <w:proofErr w:type="spellStart"/>
-      <w:r>
-        <w:t>legroom</w:t>
-      </w:r>
-      <w:proofErr w:type="spellEnd"/>
-      <w:r>
-        <w:t xml:space="preserve"> indica se è previsto spazio per le gambe e </w:t>
-      </w:r>
-      <w:proofErr w:type="spellStart"/>
-      <w:r>
-        <w:t>isFree</w:t>
-      </w:r>
-      <w:proofErr w:type="spellEnd"/>
-      <w:r>
-        <w:t xml:space="preserve"> che indica se il posto è libero.</w:t>
-      </w:r>
-    </w:p>
-    <w:p>
-      <w:pPr>
-        <w:spacing w:before="240" w:after="240"/>
-        <w:rPr>
-          <w:b/>
-        </w:rPr>
-      </w:pPr>
-      <w:r>
-        <w:rPr>
-          <w:b/>
-        </w:rPr>
-        <w:t>· /</w:t>
-      </w:r>
-      <w:proofErr w:type="spellStart"/>
-      <w:r>
-        <w:rPr>
-          <w:b/>
-        </w:rPr>
-        <w:t>seats</w:t>
-      </w:r>
-      <w:proofErr w:type="spellEnd"/>
-      <w:r>
-        <w:rPr>
-          <w:b/>
-        </w:rPr>
-        <w:t>/:id</w:t>
-      </w:r>
-    </w:p>
-    <w:p>
-      <w:pPr>
-        <w:spacing w:before="240" w:after="240"/>
-      </w:pPr>
-      <w:r>
-        <w:t xml:space="preserve">- Se una richiesta di tipo PUT </w:t>
-      </w:r>
-      <w:r>
-        <w:t>è eseguibile esclusivamente dalla</w:t>
-      </w:r>
-      <w:r>
-        <w:t xml:space="preserve"> compagnia aerea, </w:t>
-      </w:r>
-      <w:proofErr w:type="spellStart"/>
-      <w:r>
-        <w:t>vierne</w:t>
-      </w:r>
-      <w:proofErr w:type="spellEnd"/>
-      <w:r>
-        <w:t xml:space="preserve"> utilizzata </w:t>
-      </w:r>
-      <w:r>
-        <w:t xml:space="preserve">per modificare alcune informazioni sul posto passato come input. Altri parametri di input sono la classe, </w:t>
-      </w:r>
-      <w:proofErr w:type="spellStart"/>
-      <w:r>
-        <w:t>legroom</w:t>
-      </w:r>
-      <w:proofErr w:type="spellEnd"/>
-      <w:r>
-        <w:t xml:space="preserve"> e </w:t>
-      </w:r>
-      <w:proofErr w:type="spellStart"/>
-      <w:r>
-        <w:t>isFree</w:t>
-      </w:r>
-      <w:proofErr w:type="spellEnd"/>
-      <w:r>
-        <w:t>.</w:t>
-      </w:r>
-      <w:bookmarkStart w:id="0" w:name="_GoBack"/>
-      <w:bookmarkEnd w:id="0"/>
-    </w:p>
-    <w:p>
-      <w:pPr>
-        <w:spacing w:before="240" w:after="240"/>
-        <w:rPr>
-          <w:b/>
-        </w:rPr>
-      </w:pPr>
-      <w:r>
-        <w:rPr>
-          <w:b/>
-        </w:rPr>
-        <w:t>· /</w:t>
-      </w:r>
-      <w:proofErr w:type="spellStart"/>
-      <w:r>
-        <w:rPr>
-          <w:b/>
-        </w:rPr>
-        <w:t>search</w:t>
-      </w:r>
-      <w:proofErr w:type="spellEnd"/>
-    </w:p>
-    <w:p>
-      <w:pPr>
-        <w:spacing w:before="240" w:after="240"/>
-      </w:pPr>
-      <w:r>
-        <w:t>È una richiesta di tipo GET, può essere eseguita da chiunque, infatti non prevede l’autenticazione.</w:t>
-      </w:r>
-    </w:p>
-    <w:p>
-      <w:pPr>
-        <w:spacing w:before="240" w:after="240"/>
-      </w:pPr>
-      <w:r>
-        <w:t>I parametri di input sono: la partenza, la destinazione, data e ora di partenza.</w:t>
-      </w:r>
-    </w:p>
-    <w:p>
-      <w:pPr>
-        <w:spacing w:before="240" w:after="240"/>
-      </w:pPr>
-      <w:r>
-        <w:t>In caso di voli diretti restituisce: il codice del biglietto, la data e ora di partenza, partenza, destinazione, durata, il prezzo in base alla classe di ciascun posto libero e i posti liberi.</w:t>
-      </w:r>
-    </w:p>
-    <w:p>
-      <w:pPr>
-        <w:spacing w:before="240" w:after="240"/>
-      </w:pPr>
-      <w:r>
-        <w:t xml:space="preserve">In caso di voli con scalo restituisce il biglietto per il volo dalla </w:t>
-      </w:r>
-      <w:r>
-        <w:t>partenza</w:t>
-      </w:r>
-      <w:r>
-        <w:t xml:space="preserve"> fino allo scalo e quello per il volo dallo scalo fino alla destinazione.</w:t>
-      </w:r>
-    </w:p>
-    <w:p>
-      <w:pPr>
-        <w:spacing w:before="240" w:after="240"/>
-      </w:pPr>
-      <w:r>
-        <w:t xml:space="preserve">I biglietti restituiti in output sono </w:t>
-      </w:r>
-      <w:r>
-        <w:t>in ordine crescente</w:t>
-      </w:r>
-      <w:r>
-        <w:t xml:space="preserve"> rispetto al numero di posto assegnato al singolo biglietto.</w:t>
-      </w:r>
-    </w:p>
-    <w:p>
-      <w:pPr>
-        <w:spacing w:before="240" w:after="240"/>
-      </w:pPr>
-      <w:r>
-        <w:rPr>
-          <w:noProof/>
-        </w:rPr>
         <w:t xml:space="preserve"> </w:t>
       </w:r>
       <w:r>
@@ -4593,7 +4583,6 @@
           <w:noProof/>
           <w:lang w:val="it-IT"/>
         </w:rPr>
-        <w:lastRenderedPageBreak/>
         <w:drawing>
           <wp:anchor distT="0" distB="0" distL="114300" distR="114300" simplePos="0" relativeHeight="251657216" behindDoc="0" locked="0" layoutInCell="1" allowOverlap="1" wp14:anchorId="7E613074" wp14:editId="2F054FD3">
             <wp:simplePos x="0" y="0"/>
